--- a/Технологии обработки информации/Лабораторная работа #4.docx
+++ b/Технологии обработки информации/Лабораторная работа #4.docx
@@ -1,13 +1,10 @@
 
 <file path=word/document.xml><?xml version="1.0" encoding="utf-8"?>
-<w:document xmlns:wpc="http://schemas.microsoft.com/office/word/2010/wordprocessingCanvas" xmlns:cx="http://schemas.microsoft.com/office/drawing/2014/chartex" xmlns:cx1="http://schemas.microsoft.com/office/drawing/2015/9/8/chartex" xmlns:cx2="http://schemas.microsoft.com/office/drawing/2015/10/21/chartex" xmlns:cx3="http://schemas.microsoft.com/office/drawing/2016/5/9/chartex" xmlns:cx4="http://schemas.microsoft.com/office/drawing/2016/5/10/chartex" xmlns:cx5="http://schemas.microsoft.com/office/drawing/2016/5/11/chartex" xmlns:cx6="http://schemas.microsoft.com/office/drawing/2016/5/12/chartex" xmlns:cx7="http://schemas.microsoft.com/office/drawing/2016/5/13/chartex" xmlns:cx8="http://schemas.microsoft.com/office/drawing/2016/5/14/chartex" xmlns:mc="http://schemas.openxmlformats.org/markup-compatibility/2006" xmlns:aink="http://schemas.microsoft.com/office/drawing/2016/ink" xmlns:am3d="http://schemas.microsoft.com/office/drawing/2017/model3d" xmlns:o="urn:schemas-microsoft-com:office:office" xmlns:oel="http://schemas.microsoft.com/office/2019/extlst" xmlns:r="http://schemas.openxmlformats.org/officeDocument/2006/relationships" xmlns:m="http://schemas.openxmlformats.org/officeDocument/2006/math" xmlns:v="urn:schemas-microsoft-com:vml" xmlns:wp14="http://schemas.microsoft.com/office/word/2010/wordprocessingDrawing" xmlns:wp="http://schemas.openxmlformats.org/drawingml/2006/wordprocessingDrawing" xmlns:w10="urn:schemas-microsoft-com:office:word" xmlns:w="http://schemas.openxmlformats.org/wordprocessingml/2006/main" xmlns:w14="http://schemas.microsoft.com/office/word/2010/wordml" xmlns:w15="http://schemas.microsoft.com/office/word/2012/wordml" xmlns:w16cex="http://schemas.microsoft.com/office/word/2018/wordml/cex" xmlns:w16cid="http://schemas.microsoft.com/office/word/2016/wordml/cid" xmlns:w16="http://schemas.microsoft.com/office/word/2018/wordml" xmlns:w16du="http://schemas.microsoft.com/office/word/2023/wordml/word16du" xmlns:w16sdtdh="http://schemas.microsoft.com/office/word/2020/wordml/sdtdatahash" xmlns:w16sdtfl="http://schemas.microsoft.com/office/word/2024/wordml/sdtformatlock" xmlns:w16se="http://schemas.microsoft.com/office/word/2015/wordml/symex" xmlns:wpg="http://schemas.microsoft.com/office/word/2010/wordprocessingGroup" xmlns:wpi="http://schemas.microsoft.com/office/word/2010/wordprocessingInk" xmlns:wne="http://schemas.microsoft.com/office/word/2006/wordml" xmlns:wps="http://schemas.microsoft.com/office/word/2010/wordprocessingShape" mc:Ignorable="w14 w15 w16se w16cid w16 w16cex w16sdtdh w16sdtfl w16du wp14">
+<w:document xmlns:wpc="http://schemas.microsoft.com/office/word/2010/wordprocessingCanvas" xmlns:cx="http://schemas.microsoft.com/office/drawing/2014/chartex" xmlns:cx1="http://schemas.microsoft.com/office/drawing/2015/9/8/chartex" xmlns:cx2="http://schemas.microsoft.com/office/drawing/2015/10/21/chartex" xmlns:cx3="http://schemas.microsoft.com/office/drawing/2016/5/9/chartex" xmlns:cx4="http://schemas.microsoft.com/office/drawing/2016/5/10/chartex" xmlns:cx5="http://schemas.microsoft.com/office/drawing/2016/5/11/chartex" xmlns:cx6="http://schemas.microsoft.com/office/drawing/2016/5/12/chartex" xmlns:cx7="http://schemas.microsoft.com/office/drawing/2016/5/13/chartex" xmlns:cx8="http://schemas.microsoft.com/office/drawing/2016/5/14/chartex" xmlns:mc="http://schemas.openxmlformats.org/markup-compatibility/2006" xmlns:aink="http://schemas.microsoft.com/office/drawing/2016/ink" xmlns:am3d="http://schemas.microsoft.com/office/drawing/2017/model3d" xmlns:o="urn:schemas-microsoft-com:office:office" xmlns:r="http://schemas.openxmlformats.org/officeDocument/2006/relationships" xmlns:m="http://schemas.openxmlformats.org/officeDocument/2006/math" xmlns:v="urn:schemas-microsoft-com:vml" xmlns:wp14="http://schemas.microsoft.com/office/word/2010/wordprocessingDrawing" xmlns:wp="http://schemas.openxmlformats.org/drawingml/2006/wordprocessingDrawing" xmlns:w10="urn:schemas-microsoft-com:office:word" xmlns:w="http://schemas.openxmlformats.org/wordprocessingml/2006/main" xmlns:w14="http://schemas.microsoft.com/office/word/2010/wordml" xmlns:w15="http://schemas.microsoft.com/office/word/2012/wordml" xmlns:w16cex="http://schemas.microsoft.com/office/word/2018/wordml/cex" xmlns:w16cid="http://schemas.microsoft.com/office/word/2016/wordml/cid" xmlns:w16="http://schemas.microsoft.com/office/word/2018/wordml" xmlns:w16sdtdh="http://schemas.microsoft.com/office/word/2020/wordml/sdtdatahash" xmlns:w16se="http://schemas.microsoft.com/office/word/2015/wordml/symex" xmlns:wpg="http://schemas.microsoft.com/office/word/2010/wordprocessingGroup" xmlns:wpi="http://schemas.microsoft.com/office/word/2010/wordprocessingInk" xmlns:wne="http://schemas.microsoft.com/office/word/2006/wordml" xmlns:wps="http://schemas.microsoft.com/office/word/2010/wordprocessingShape" mc:Ignorable="w14 w15 w16se w16cid w16 w16cex w16sdtdh wp14">
   <w:body>
     <w:p>
       <w:pPr>
         <w:pStyle w:val="a3"/>
-        <w:rPr>
-          <w:lang w:val="en-US"/>
-        </w:rPr>
       </w:pPr>
       <w:r>
         <w:t xml:space="preserve">ЛАБОРАТОРНАЯ РАБОТА № 4 </w:t>
@@ -16,9 +13,6 @@
     <w:p>
       <w:pPr>
         <w:pStyle w:val="a3"/>
-        <w:rPr>
-          <w:lang w:val="en-US"/>
-        </w:rPr>
       </w:pPr>
       <w:r>
         <w:t>“МОДЕЛИРОВАНИЕ ДИСКРЕТНОГО СИГНАЛА ЗАДАННОЙ СТАТИСТИЧЕСКОЙ СТРУКТУРЫ И ИССЛЕДОВАНИЕ СВОЙСТВ МОДЕЛИ”</w:t>
@@ -27,25 +21,16 @@
     <w:p>
       <w:pPr>
         <w:pStyle w:val="a5"/>
-        <w:rPr>
-          <w:lang w:val="en-US"/>
-        </w:rPr>
       </w:pPr>
     </w:p>
     <w:p>
       <w:pPr>
         <w:pStyle w:val="a5"/>
-        <w:rPr>
-          <w:lang w:val="en-US"/>
-        </w:rPr>
       </w:pPr>
     </w:p>
     <w:p>
       <w:pPr>
         <w:pStyle w:val="a5"/>
-        <w:rPr>
-          <w:lang w:val="en-US"/>
-        </w:rPr>
       </w:pPr>
       <w:r>
         <w:t xml:space="preserve">1. ЦЕЛЬ РАБОТЫ </w:t>
@@ -54,17 +39,11 @@
     <w:p>
       <w:pPr>
         <w:pStyle w:val="a5"/>
-        <w:rPr>
-          <w:lang w:val="en-US"/>
-        </w:rPr>
       </w:pPr>
     </w:p>
     <w:p>
       <w:pPr>
         <w:pStyle w:val="a5"/>
-        <w:rPr>
-          <w:lang w:val="en-US"/>
-        </w:rPr>
       </w:pPr>
       <w:r>
         <w:t>1. Получить навыки применения дискретных фильтров для получения стационарных эргодических сигналов (процессов), автокорреляционная функция которых соответствует весовой функции моделирующего фильтра.</w:t>
@@ -73,9 +52,6 @@
     <w:p>
       <w:pPr>
         <w:pStyle w:val="a5"/>
-        <w:rPr>
-          <w:lang w:val="en-US"/>
-        </w:rPr>
       </w:pPr>
       <w:r>
         <w:t xml:space="preserve">2. Освоить методы оценивания качества моделирования сигнала. </w:t>
@@ -84,9 +60,6 @@
     <w:p>
       <w:pPr>
         <w:pStyle w:val="a5"/>
-        <w:rPr>
-          <w:lang w:val="en-US"/>
-        </w:rPr>
       </w:pPr>
       <w:r>
         <w:t>3. Приобрести компетенции в использовании специальных пакетов программного обеспечения при выполнении этих задач.</w:t>
@@ -95,22 +68,13 @@
     <w:p>
       <w:pPr>
         <w:pStyle w:val="a5"/>
-        <w:rPr>
-          <w:lang w:val="en-US"/>
-        </w:rPr>
       </w:pPr>
     </w:p>
     <w:p>
       <w:pPr>
         <w:pStyle w:val="a5"/>
-        <w:rPr>
-          <w:lang w:val="en-US"/>
-        </w:rPr>
-      </w:pPr>
-      <w:r>
-        <w:rPr>
-          <w:lang w:val="en-US"/>
-        </w:rPr>
+      </w:pPr>
+      <w:r>
         <w:t>2</w:t>
       </w:r>
       <w:r>
@@ -120,9 +84,6 @@
     <w:p>
       <w:pPr>
         <w:pStyle w:val="a5"/>
-        <w:rPr>
-          <w:lang w:val="en-US"/>
-        </w:rPr>
       </w:pPr>
       <w:r>
         <w:t xml:space="preserve">1. В качестве индивидуального варианта при выполнении лабораторного задания используйте ранее полученные (в предыдущей работе) коэффициенты дискретных фильтров. </w:t>
@@ -131,9 +92,6 @@
     <w:p>
       <w:pPr>
         <w:pStyle w:val="a5"/>
-        <w:rPr>
-          <w:lang w:val="en-US"/>
-        </w:rPr>
       </w:pPr>
       <w:r>
         <w:t>2. Сгенерируйте последовательность псевдослучайных равномерно или нормально распределённых чисел в количестве не менее 1024. Выбирать длину последовательности следует пропорционально степеням двойки</w:t>
@@ -150,192 +108,142 @@
         <w:pStyle w:val="a5"/>
       </w:pPr>
       <w:r>
-        <w:t>3. Воспользуйтесь алгоритмами (7) и (8), в которых задействуйте ранее полученные коэффициенты дискретных фильтров, для получения моделей случайного сигнала, путём их непосредственного программирования, либо воспользовавшись встроенной функцией filter</w:t>
-      </w:r>
-      <w:r>
-        <w:t>.</w:t>
+        <w:t xml:space="preserve">3. Воспользуйтесь алгоритмами (7) и (8), в которых задействуйте ранее полученные коэффициенты дискретных фильтров, для получения моделей случайного сигнала, путём их непосредственного программирования, либо воспользовавшись встроенной функцией </w:t>
+      </w:r>
+      <w:proofErr w:type="spellStart"/>
+      <w:r>
+        <w:t>filter</w:t>
+      </w:r>
+      <w:proofErr w:type="spellEnd"/>
+      <w:r>
+        <w:t xml:space="preserve">. </w:t>
+      </w:r>
+    </w:p>
+    <w:p>
+      <w:pPr>
+        <w:pStyle w:val="a5"/>
+      </w:pPr>
+      <w:r>
+        <w:t>4. Определите коэффициенты АКФ полученных моделей. Коэффициенты могут быть получены непосредственно по процедуре (9), либо с использованием специальных модулей.</w:t>
+      </w:r>
+    </w:p>
+    <w:p>
+      <w:pPr>
+        <w:pStyle w:val="a5"/>
+      </w:pPr>
+      <w:r>
+        <w:t>5. Сравните коэффициенты АКФ с коэффициентами НЦФ {</w:t>
+      </w:r>
+      <w:proofErr w:type="spellStart"/>
+      <w:r>
+        <w:t>hk</w:t>
+      </w:r>
+      <w:proofErr w:type="spellEnd"/>
+      <w:r>
+        <w:t xml:space="preserve">} для различных моделей случайных процессов. Это можно сделать визуально, либо численным методом рассчитав отклонение коэффициентов с одинаковыми номерами. </w:t>
+      </w:r>
+    </w:p>
+    <w:p>
+      <w:pPr>
+        <w:pStyle w:val="a5"/>
+      </w:pPr>
+      <w:r>
+        <w:t xml:space="preserve">6. </w:t>
+      </w:r>
+      <w:r>
+        <w:t>Найдите</w:t>
       </w:r>
       <w:r>
         <w:t xml:space="preserve"> </w:t>
       </w:r>
+      <w:r>
+        <w:t>спектры</w:t>
+      </w:r>
+      <w:r>
+        <w:t xml:space="preserve"> </w:t>
+      </w:r>
+      <w:r>
+        <w:t>белого</w:t>
+      </w:r>
+      <w:r>
+        <w:t xml:space="preserve"> </w:t>
+      </w:r>
+      <w:r>
+        <w:t>шума</w:t>
+      </w:r>
+      <w:r>
+        <w:t xml:space="preserve"> </w:t>
+      </w:r>
+      <w:r>
+        <w:t>и</w:t>
+      </w:r>
+      <w:r>
+        <w:t xml:space="preserve"> </w:t>
+      </w:r>
+      <w:r>
+        <w:t>каждой</w:t>
+      </w:r>
+      <w:r>
+        <w:t xml:space="preserve"> </w:t>
+      </w:r>
+      <w:r>
+        <w:t>модели</w:t>
+      </w:r>
+      <w:r>
+        <w:t xml:space="preserve"> </w:t>
+      </w:r>
+      <w:r>
+        <w:t>случайного</w:t>
+      </w:r>
+      <w:r>
+        <w:t xml:space="preserve"> </w:t>
+      </w:r>
+      <w:r>
+        <w:t>процесса</w:t>
+      </w:r>
+      <w:r>
+        <w:t xml:space="preserve">, </w:t>
+      </w:r>
+      <w:r>
+        <w:t>используя</w:t>
+      </w:r>
+      <w:r>
+        <w:t xml:space="preserve"> </w:t>
+      </w:r>
+      <w:r>
+        <w:t>алгоритм</w:t>
+      </w:r>
+      <w:r>
+        <w:t xml:space="preserve"> </w:t>
+      </w:r>
+      <w:r>
+        <w:t>БПФ</w:t>
+      </w:r>
+      <w:r>
+        <w:t xml:space="preserve"> (</w:t>
+      </w:r>
+      <w:r>
+        <w:t>код</w:t>
+      </w:r>
+      <w:r>
+        <w:t xml:space="preserve"> </w:t>
+      </w:r>
+      <w:r>
+        <w:t>приводится</w:t>
+      </w:r>
+      <w:r>
+        <w:t xml:space="preserve"> </w:t>
+      </w:r>
+      <w:r>
+        <w:t>ниже</w:t>
+      </w:r>
+      <w:r>
+        <w:t xml:space="preserve">), </w:t>
+      </w:r>
     </w:p>
     <w:p>
       <w:pPr>
         <w:pStyle w:val="a5"/>
-      </w:pPr>
-      <w:r>
-        <w:t>4. Определите коэффициенты АКФ полученных моделей. Коэффициенты могут быть получены непосредственно по процедуре (9), либо с использованием специальных модулей</w:t>
-      </w:r>
-      <w:r>
-        <w:t>.</w:t>
-      </w:r>
-    </w:p>
-    <w:p>
-      <w:pPr>
-        <w:pStyle w:val="a5"/>
-        <w:rPr>
-          <w:lang w:val="en-US"/>
-        </w:rPr>
-      </w:pPr>
-      <w:r>
-        <w:t xml:space="preserve">5. Сравните коэффициенты АКФ с коэффициентами НЦФ {hk} для различных моделей случайных процессов. Это можно сделать визуально, либо численным методом рассчитав отклонение коэффициентов с одинаковыми номерами. </w:t>
-      </w:r>
-    </w:p>
-    <w:p>
-      <w:pPr>
-        <w:pStyle w:val="a5"/>
-        <w:rPr>
-          <w:lang w:val="en-US"/>
-        </w:rPr>
-      </w:pPr>
-      <w:r>
-        <w:rPr>
-          <w:lang w:val="en-US"/>
-        </w:rPr>
-        <w:t xml:space="preserve">6. </w:t>
-      </w:r>
-      <w:r>
-        <w:t>Найдите</w:t>
-      </w:r>
-      <w:r>
-        <w:rPr>
-          <w:lang w:val="en-US"/>
-        </w:rPr>
-        <w:t xml:space="preserve"> </w:t>
-      </w:r>
-      <w:r>
-        <w:t>спектры</w:t>
-      </w:r>
-      <w:r>
-        <w:rPr>
-          <w:lang w:val="en-US"/>
-        </w:rPr>
-        <w:t xml:space="preserve"> </w:t>
-      </w:r>
-      <w:r>
-        <w:t>белого</w:t>
-      </w:r>
-      <w:r>
-        <w:rPr>
-          <w:lang w:val="en-US"/>
-        </w:rPr>
-        <w:t xml:space="preserve"> </w:t>
-      </w:r>
-      <w:r>
-        <w:t>шума</w:t>
-      </w:r>
-      <w:r>
-        <w:rPr>
-          <w:lang w:val="en-US"/>
-        </w:rPr>
-        <w:t xml:space="preserve"> </w:t>
-      </w:r>
-      <w:r>
-        <w:t>и</w:t>
-      </w:r>
-      <w:r>
-        <w:rPr>
-          <w:lang w:val="en-US"/>
-        </w:rPr>
-        <w:t xml:space="preserve"> </w:t>
-      </w:r>
-      <w:r>
-        <w:t>каждой</w:t>
-      </w:r>
-      <w:r>
-        <w:rPr>
-          <w:lang w:val="en-US"/>
-        </w:rPr>
-        <w:t xml:space="preserve"> </w:t>
-      </w:r>
-      <w:r>
-        <w:t>модели</w:t>
-      </w:r>
-      <w:r>
-        <w:rPr>
-          <w:lang w:val="en-US"/>
-        </w:rPr>
-        <w:t xml:space="preserve"> </w:t>
-      </w:r>
-      <w:r>
-        <w:t>случайного</w:t>
-      </w:r>
-      <w:r>
-        <w:rPr>
-          <w:lang w:val="en-US"/>
-        </w:rPr>
-        <w:t xml:space="preserve"> </w:t>
-      </w:r>
-      <w:r>
-        <w:t>процесса</w:t>
-      </w:r>
-      <w:r>
-        <w:rPr>
-          <w:lang w:val="en-US"/>
-        </w:rPr>
-        <w:t xml:space="preserve">, </w:t>
-      </w:r>
-      <w:r>
-        <w:t>используя</w:t>
-      </w:r>
-      <w:r>
-        <w:rPr>
-          <w:lang w:val="en-US"/>
-        </w:rPr>
-        <w:t xml:space="preserve"> </w:t>
-      </w:r>
-      <w:r>
-        <w:t>алгоритм</w:t>
-      </w:r>
-      <w:r>
-        <w:rPr>
-          <w:lang w:val="en-US"/>
-        </w:rPr>
-        <w:t xml:space="preserve"> </w:t>
-      </w:r>
-      <w:r>
-        <w:t>БПФ</w:t>
-      </w:r>
-      <w:r>
-        <w:rPr>
-          <w:lang w:val="en-US"/>
-        </w:rPr>
-        <w:t xml:space="preserve"> (</w:t>
-      </w:r>
-      <w:r>
-        <w:t>код</w:t>
-      </w:r>
-      <w:r>
-        <w:rPr>
-          <w:lang w:val="en-US"/>
-        </w:rPr>
-        <w:t xml:space="preserve"> </w:t>
-      </w:r>
-      <w:r>
-        <w:t>приводится</w:t>
-      </w:r>
-      <w:r>
-        <w:rPr>
-          <w:lang w:val="en-US"/>
-        </w:rPr>
-        <w:t xml:space="preserve"> </w:t>
-      </w:r>
-      <w:r>
-        <w:t>ниже</w:t>
-      </w:r>
-      <w:r>
-        <w:rPr>
-          <w:lang w:val="en-US"/>
-        </w:rPr>
-        <w:t xml:space="preserve">), </w:t>
-      </w:r>
-    </w:p>
-    <w:p>
-      <w:pPr>
-        <w:pStyle w:val="a5"/>
-        <w:rPr>
-          <w:lang w:val="en-US"/>
-        </w:rPr>
       </w:pPr>
       <w:r>
         <w:lastRenderedPageBreak/>
@@ -345,105 +253,86 @@
     <w:p>
       <w:pPr>
         <w:pStyle w:val="a5"/>
+      </w:pPr>
+      <w:r>
+        <w:t xml:space="preserve">8. Проанализируйте полученные результаты и сделайте надлежащие содержательные выводы: </w:t>
+      </w:r>
+    </w:p>
+    <w:p>
+      <w:pPr>
+        <w:pStyle w:val="a5"/>
+      </w:pPr>
+      <w:r>
+        <w:sym w:font="Symbol" w:char="F0B7"/>
+      </w:r>
+      <w:r>
+        <w:t xml:space="preserve"> насколько АКФ моделей случайных сигналов, полученных различными способами, совпадают с импульсными характеристиками окрашивающих фильтров; </w:t>
+      </w:r>
+    </w:p>
+    <w:p>
+      <w:pPr>
+        <w:pStyle w:val="a5"/>
+      </w:pPr>
+      <w:r>
+        <w:sym w:font="Symbol" w:char="F0B7"/>
+      </w:r>
+      <w:r>
+        <w:t xml:space="preserve"> насколько ПСМ моделей совпадают с частотными характеристиками окрашивающих РЦФ и НЦФ.</w:t>
+      </w:r>
+    </w:p>
+    <w:p>
+      <w:pPr>
+        <w:pStyle w:val="a5"/>
+      </w:pPr>
+    </w:p>
+    <w:p>
+      <w:pPr>
+        <w:pStyle w:val="a5"/>
+      </w:pPr>
+      <w:r>
+        <w:t xml:space="preserve">3. </w:t>
+      </w:r>
+      <w:r>
+        <w:t>ХОД РАБОТЫ</w:t>
+      </w:r>
+    </w:p>
+    <w:p>
+      <w:pPr>
+        <w:pStyle w:val="a5"/>
+      </w:pPr>
+      <w:r>
+        <w:t xml:space="preserve">1. </w:t>
+      </w:r>
+      <w:r>
+        <w:t xml:space="preserve">Код реализован в программе </w:t>
+      </w:r>
+      <w:proofErr w:type="spellStart"/>
+      <w:r>
         <w:rPr>
           <w:lang w:val="en-US"/>
         </w:rPr>
-      </w:pPr>
-      <w:r>
-        <w:t xml:space="preserve">8. Проанализируйте полученные результаты и сделайте надлежащие содержательные выводы: </w:t>
+        <w:t>Matlab</w:t>
+      </w:r>
+      <w:proofErr w:type="spellEnd"/>
+      <w:r>
+        <w:t xml:space="preserve"> </w:t>
+      </w:r>
+      <w:r>
+        <w:t>по варианту, предоставленному в работе</w:t>
+      </w:r>
+      <w:r>
+        <w:t>.</w:t>
+      </w:r>
+      <w:r>
+        <w:t xml:space="preserve"> Дальнейшие шаги используют эту реализацию. Код размещён в Приложении А, Листинг 1.</w:t>
       </w:r>
     </w:p>
     <w:p>
       <w:pPr>
         <w:pStyle w:val="a5"/>
-        <w:rPr>
-          <w:lang w:val="en-US"/>
-        </w:rPr>
-      </w:pPr>
-      <w:r>
-        <w:sym w:font="Symbol" w:char="F0B7"/>
-      </w:r>
-      <w:r>
-        <w:t xml:space="preserve"> насколько АКФ моделей случайных сигналов, полученных различными способами, совпадают с импульсными характеристиками окрашивающих фильтров; </w:t>
-      </w:r>
-    </w:p>
-    <w:p>
-      <w:pPr>
-        <w:pStyle w:val="a5"/>
-        <w:rPr>
-          <w:lang w:val="en-US"/>
-        </w:rPr>
-      </w:pPr>
-      <w:r>
-        <w:sym w:font="Symbol" w:char="F0B7"/>
-      </w:r>
-      <w:r>
-        <w:t xml:space="preserve"> насколько ПСМ моделей совпадают с частотными характеристиками окрашивающих РЦФ и НЦФ.</w:t>
-      </w:r>
-    </w:p>
-    <w:p>
-      <w:pPr>
-        <w:pStyle w:val="a5"/>
-        <w:rPr>
-          <w:lang w:val="en-US"/>
-        </w:rPr>
-      </w:pPr>
-    </w:p>
-    <w:p>
-      <w:pPr>
-        <w:pStyle w:val="a5"/>
-      </w:pPr>
-      <w:r>
-        <w:rPr>
-          <w:lang w:val="en-US"/>
-        </w:rPr>
-        <w:t xml:space="preserve">3. </w:t>
-      </w:r>
-      <w:r>
-        <w:t>ХОД РАБОТЫ</w:t>
-      </w:r>
-    </w:p>
-    <w:p>
-      <w:pPr>
-        <w:pStyle w:val="a5"/>
-      </w:pPr>
-      <w:r>
-        <w:t xml:space="preserve">1. </w:t>
-      </w:r>
-      <w:r>
-        <w:t xml:space="preserve">Код реализован в программе </w:t>
-      </w:r>
-      <w:r>
-        <w:rPr>
-          <w:lang w:val="en-US"/>
-        </w:rPr>
-        <w:t>Matlab</w:t>
-      </w:r>
-      <w:r>
-        <w:t xml:space="preserve"> </w:t>
-      </w:r>
-      <w:r>
-        <w:t>по варианту, предоставленному в работе</w:t>
-      </w:r>
-      <w:r>
-        <w:t>.</w:t>
-      </w:r>
-      <w:r>
-        <w:t xml:space="preserve"> Дальнейшие шаги используют эту реализацию. Код размещён в Приложении А, Листинг 1.</w:t>
-      </w:r>
-    </w:p>
-    <w:p>
-      <w:pPr>
-        <w:pStyle w:val="a5"/>
-      </w:pPr>
-      <w:r>
-        <w:t xml:space="preserve">2. Производим сравнение коэффициентов АКФ с </w:t>
-      </w:r>
-      <w:r>
-        <w:t>коэффициен</w:t>
-      </w:r>
-      <w:r>
-        <w:t>тами НЦФ.</w:t>
+      </w:pPr>
+      <w:r>
+        <w:t>2. Производим сравнение коэффициентов АКФ с коэффициентами НЦФ.</w:t>
       </w:r>
     </w:p>
     <w:p>
@@ -513,6 +402,9 @@
         <w:jc w:val="center"/>
       </w:pPr>
       <w:r>
+        <w:rPr>
+          <w:noProof/>
+        </w:rPr>
         <w:lastRenderedPageBreak/>
         <w:drawing>
           <wp:inline distT="0" distB="0" distL="0" distR="0" wp14:anchorId="420123C0" wp14:editId="7A8A44CA">
@@ -575,6 +467,9 @@
         <w:jc w:val="center"/>
       </w:pPr>
       <w:r>
+        <w:rPr>
+          <w:noProof/>
+        </w:rPr>
         <w:drawing>
           <wp:inline distT="0" distB="0" distL="0" distR="0" wp14:anchorId="46AB4844" wp14:editId="34002C2D">
             <wp:extent cx="1238423" cy="971686"/>
@@ -759,10 +654,7 @@
         <w:jc w:val="center"/>
       </w:pPr>
       <w:r>
-        <w:t>Рисунок 5 – Симметричный</w:t>
-      </w:r>
-      <w:r>
-        <w:t xml:space="preserve"> график трансформаций Фурье</w:t>
+        <w:t>Рисунок 5 – Симметричный график трансформаций Фурье</w:t>
       </w:r>
     </w:p>
     <w:p>
@@ -775,18 +667,12 @@
       <w:pPr>
         <w:pStyle w:val="a5"/>
         <w:ind w:firstLine="0"/>
-        <w:rPr>
-          <w:lang w:val="en-US"/>
-        </w:rPr>
       </w:pPr>
       <w:r>
         <w:tab/>
         <w:t>Вывод</w:t>
       </w:r>
       <w:r>
-        <w:rPr>
-          <w:lang w:val="en-US"/>
-        </w:rPr>
         <w:t>:</w:t>
       </w:r>
     </w:p>
@@ -826,6 +712,2688 @@
         <w:lastRenderedPageBreak/>
         <w:t>моделей совпадают с частотными характеристиками окрашивающих РЦФ и НЦФ.</w:t>
       </w:r>
+    </w:p>
+    <w:p>
+      <w:pPr>
+        <w:spacing w:after="160" w:line="278" w:lineRule="auto"/>
+        <w:ind w:firstLine="0"/>
+        <w:jc w:val="left"/>
+      </w:pPr>
+      <w:r>
+        <w:br w:type="page"/>
+      </w:r>
+    </w:p>
+    <w:p>
+      <w:pPr>
+        <w:pStyle w:val="a3"/>
+      </w:pPr>
+      <w:r>
+        <w:lastRenderedPageBreak/>
+        <w:t>ПРИЛОЖЕНИЕ А</w:t>
+      </w:r>
+    </w:p>
+    <w:p>
+      <w:pPr>
+        <w:pStyle w:val="a3"/>
+        <w:jc w:val="both"/>
+      </w:pPr>
+    </w:p>
+    <w:p>
+      <w:pPr>
+        <w:pStyle w:val="a5"/>
+        <w:ind w:firstLine="0"/>
+      </w:pPr>
+      <w:r>
+        <w:t>Листинг 1 - Код лабораторной работы</w:t>
+      </w:r>
+    </w:p>
+    <w:p>
+      <w:pPr>
+        <w:ind w:firstLine="0"/>
+        <w:rPr>
+          <w:rFonts w:ascii="Courier New" w:hAnsi="Courier New" w:cs="Courier New"/>
+          <w:sz w:val="22"/>
+          <w:szCs w:val="22"/>
+        </w:rPr>
+      </w:pPr>
+      <w:r>
+        <w:rPr>
+          <w:rFonts w:ascii="Courier New" w:hAnsi="Courier New" w:cs="Courier New"/>
+          <w:sz w:val="22"/>
+          <w:szCs w:val="22"/>
+        </w:rPr>
+        <w:t>%% -------- ИСХОДНЫЕ ДАННЫЕ -------- %%</w:t>
+      </w:r>
+    </w:p>
+    <w:p>
+      <w:pPr>
+        <w:ind w:firstLine="0"/>
+        <w:rPr>
+          <w:rFonts w:ascii="Courier New" w:hAnsi="Courier New" w:cs="Courier New"/>
+          <w:sz w:val="22"/>
+          <w:szCs w:val="22"/>
+        </w:rPr>
+      </w:pPr>
+      <w:r>
+        <w:rPr>
+          <w:rFonts w:ascii="Courier New" w:hAnsi="Courier New" w:cs="Courier New"/>
+          <w:sz w:val="22"/>
+          <w:szCs w:val="22"/>
+        </w:rPr>
+        <w:t>z = [-1.65];</w:t>
+      </w:r>
+    </w:p>
+    <w:p>
+      <w:pPr>
+        <w:ind w:firstLine="0"/>
+        <w:rPr>
+          <w:rFonts w:ascii="Courier New" w:hAnsi="Courier New" w:cs="Courier New"/>
+          <w:sz w:val="22"/>
+          <w:szCs w:val="22"/>
+        </w:rPr>
+      </w:pPr>
+      <w:r>
+        <w:rPr>
+          <w:rFonts w:ascii="Courier New" w:hAnsi="Courier New" w:cs="Courier New"/>
+          <w:sz w:val="22"/>
+          <w:szCs w:val="22"/>
+        </w:rPr>
+        <w:t>p = [-2.1 -3.41];</w:t>
+      </w:r>
+    </w:p>
+    <w:p>
+      <w:pPr>
+        <w:ind w:firstLine="0"/>
+        <w:rPr>
+          <w:rFonts w:ascii="Courier New" w:hAnsi="Courier New" w:cs="Courier New"/>
+          <w:sz w:val="22"/>
+          <w:szCs w:val="22"/>
+        </w:rPr>
+      </w:pPr>
+      <w:r>
+        <w:rPr>
+          <w:rFonts w:ascii="Courier New" w:hAnsi="Courier New" w:cs="Courier New"/>
+          <w:sz w:val="22"/>
+          <w:szCs w:val="22"/>
+        </w:rPr>
+        <w:t>k = 1;</w:t>
+      </w:r>
+    </w:p>
+    <w:p>
+      <w:pPr>
+        <w:ind w:firstLine="0"/>
+        <w:rPr>
+          <w:rFonts w:ascii="Courier New" w:hAnsi="Courier New" w:cs="Courier New"/>
+          <w:sz w:val="22"/>
+          <w:szCs w:val="22"/>
+        </w:rPr>
+      </w:pPr>
+    </w:p>
+    <w:p>
+      <w:pPr>
+        <w:ind w:firstLine="0"/>
+        <w:rPr>
+          <w:rFonts w:ascii="Courier New" w:hAnsi="Courier New" w:cs="Courier New"/>
+          <w:sz w:val="22"/>
+          <w:szCs w:val="22"/>
+        </w:rPr>
+      </w:pPr>
+      <w:r>
+        <w:rPr>
+          <w:rFonts w:ascii="Courier New" w:hAnsi="Courier New" w:cs="Courier New"/>
+          <w:sz w:val="22"/>
+          <w:szCs w:val="22"/>
+        </w:rPr>
+        <w:t>T = 0.01;</w:t>
+      </w:r>
+    </w:p>
+    <w:p>
+      <w:pPr>
+        <w:ind w:firstLine="0"/>
+        <w:rPr>
+          <w:rFonts w:ascii="Courier New" w:hAnsi="Courier New" w:cs="Courier New"/>
+          <w:sz w:val="22"/>
+          <w:szCs w:val="22"/>
+        </w:rPr>
+      </w:pPr>
+    </w:p>
+    <w:p>
+      <w:pPr>
+        <w:ind w:firstLine="0"/>
+        <w:rPr>
+          <w:rFonts w:ascii="Courier New" w:hAnsi="Courier New" w:cs="Courier New"/>
+          <w:sz w:val="22"/>
+          <w:szCs w:val="22"/>
+        </w:rPr>
+      </w:pPr>
+      <w:r>
+        <w:rPr>
+          <w:rFonts w:ascii="Courier New" w:hAnsi="Courier New" w:cs="Courier New"/>
+          <w:sz w:val="22"/>
+          <w:szCs w:val="22"/>
+        </w:rPr>
+        <w:t>h = [-0.48 0.24 0.11 0.055 0.026 0.012];</w:t>
+      </w:r>
+    </w:p>
+    <w:p>
+      <w:pPr>
+        <w:ind w:firstLine="0"/>
+        <w:rPr>
+          <w:rFonts w:ascii="Courier New" w:hAnsi="Courier New" w:cs="Courier New"/>
+          <w:sz w:val="22"/>
+          <w:szCs w:val="22"/>
+        </w:rPr>
+      </w:pPr>
+    </w:p>
+    <w:p>
+      <w:pPr>
+        <w:ind w:firstLine="0"/>
+        <w:rPr>
+          <w:rFonts w:ascii="Courier New" w:hAnsi="Courier New" w:cs="Courier New"/>
+          <w:sz w:val="22"/>
+          <w:szCs w:val="22"/>
+        </w:rPr>
+      </w:pPr>
+      <w:r>
+        <w:rPr>
+          <w:rFonts w:ascii="Courier New" w:hAnsi="Courier New" w:cs="Courier New"/>
+          <w:sz w:val="22"/>
+          <w:szCs w:val="22"/>
+        </w:rPr>
+        <w:t>%% -------- РАСЧЁТ КОЭФФИЦИЕНТОВ -------- %%</w:t>
+      </w:r>
+    </w:p>
+    <w:p>
+      <w:pPr>
+        <w:ind w:firstLine="0"/>
+        <w:rPr>
+          <w:rFonts w:ascii="Courier New" w:hAnsi="Courier New" w:cs="Courier New"/>
+          <w:sz w:val="22"/>
+          <w:szCs w:val="22"/>
+        </w:rPr>
+      </w:pPr>
+      <w:proofErr w:type="spellStart"/>
+      <w:r>
+        <w:rPr>
+          <w:rFonts w:ascii="Courier New" w:hAnsi="Courier New" w:cs="Courier New"/>
+          <w:sz w:val="22"/>
+          <w:szCs w:val="22"/>
+        </w:rPr>
+        <w:t>denominator</w:t>
+      </w:r>
+      <w:proofErr w:type="spellEnd"/>
+      <w:r>
+        <w:rPr>
+          <w:rFonts w:ascii="Courier New" w:hAnsi="Courier New" w:cs="Courier New"/>
+          <w:sz w:val="22"/>
+          <w:szCs w:val="22"/>
+        </w:rPr>
+        <w:t xml:space="preserve"> = (1+5.51*T+7.161*T*T);</w:t>
+      </w:r>
+    </w:p>
+    <w:p>
+      <w:pPr>
+        <w:ind w:firstLine="0"/>
+        <w:rPr>
+          <w:rFonts w:ascii="Courier New" w:hAnsi="Courier New" w:cs="Courier New"/>
+          <w:sz w:val="22"/>
+          <w:szCs w:val="22"/>
+        </w:rPr>
+      </w:pPr>
+      <w:proofErr w:type="spellStart"/>
+      <w:r>
+        <w:rPr>
+          <w:rFonts w:ascii="Courier New" w:hAnsi="Courier New" w:cs="Courier New"/>
+          <w:sz w:val="22"/>
+          <w:szCs w:val="22"/>
+        </w:rPr>
+        <w:t>zd</w:t>
+      </w:r>
+      <w:proofErr w:type="spellEnd"/>
+      <w:r>
+        <w:rPr>
+          <w:rFonts w:ascii="Courier New" w:hAnsi="Courier New" w:cs="Courier New"/>
+          <w:sz w:val="22"/>
+          <w:szCs w:val="22"/>
+        </w:rPr>
+        <w:t>=[(1+1.65*T)/</w:t>
+      </w:r>
+      <w:proofErr w:type="spellStart"/>
+      <w:r>
+        <w:rPr>
+          <w:rFonts w:ascii="Courier New" w:hAnsi="Courier New" w:cs="Courier New"/>
+          <w:sz w:val="22"/>
+          <w:szCs w:val="22"/>
+        </w:rPr>
+        <w:t>denominator</w:t>
+      </w:r>
+      <w:proofErr w:type="spellEnd"/>
+      <w:r>
+        <w:rPr>
+          <w:rFonts w:ascii="Courier New" w:hAnsi="Courier New" w:cs="Courier New"/>
+          <w:sz w:val="22"/>
+          <w:szCs w:val="22"/>
+        </w:rPr>
+        <w:t xml:space="preserve"> -1/</w:t>
+      </w:r>
+      <w:proofErr w:type="spellStart"/>
+      <w:r>
+        <w:rPr>
+          <w:rFonts w:ascii="Courier New" w:hAnsi="Courier New" w:cs="Courier New"/>
+          <w:sz w:val="22"/>
+          <w:szCs w:val="22"/>
+        </w:rPr>
+        <w:t>denominator</w:t>
+      </w:r>
+      <w:proofErr w:type="spellEnd"/>
+      <w:r>
+        <w:rPr>
+          <w:rFonts w:ascii="Courier New" w:hAnsi="Courier New" w:cs="Courier New"/>
+          <w:sz w:val="22"/>
+          <w:szCs w:val="22"/>
+        </w:rPr>
+        <w:t>];</w:t>
+      </w:r>
+    </w:p>
+    <w:p>
+      <w:pPr>
+        <w:ind w:firstLine="0"/>
+        <w:rPr>
+          <w:rFonts w:ascii="Courier New" w:hAnsi="Courier New" w:cs="Courier New"/>
+          <w:sz w:val="22"/>
+          <w:szCs w:val="22"/>
+        </w:rPr>
+      </w:pPr>
+      <w:proofErr w:type="spellStart"/>
+      <w:r>
+        <w:rPr>
+          <w:rFonts w:ascii="Courier New" w:hAnsi="Courier New" w:cs="Courier New"/>
+          <w:sz w:val="22"/>
+          <w:szCs w:val="22"/>
+        </w:rPr>
+        <w:t>pd</w:t>
+      </w:r>
+      <w:proofErr w:type="spellEnd"/>
+      <w:r>
+        <w:rPr>
+          <w:rFonts w:ascii="Courier New" w:hAnsi="Courier New" w:cs="Courier New"/>
+          <w:sz w:val="22"/>
+          <w:szCs w:val="22"/>
+        </w:rPr>
+        <w:t>=[-(2+11.02*T)/</w:t>
+      </w:r>
+      <w:proofErr w:type="spellStart"/>
+      <w:r>
+        <w:rPr>
+          <w:rFonts w:ascii="Courier New" w:hAnsi="Courier New" w:cs="Courier New"/>
+          <w:sz w:val="22"/>
+          <w:szCs w:val="22"/>
+        </w:rPr>
+        <w:t>denominator</w:t>
+      </w:r>
+      <w:proofErr w:type="spellEnd"/>
+      <w:r>
+        <w:rPr>
+          <w:rFonts w:ascii="Courier New" w:hAnsi="Courier New" w:cs="Courier New"/>
+          <w:sz w:val="22"/>
+          <w:szCs w:val="22"/>
+        </w:rPr>
+        <w:t xml:space="preserve"> 1/</w:t>
+      </w:r>
+      <w:proofErr w:type="spellStart"/>
+      <w:r>
+        <w:rPr>
+          <w:rFonts w:ascii="Courier New" w:hAnsi="Courier New" w:cs="Courier New"/>
+          <w:sz w:val="22"/>
+          <w:szCs w:val="22"/>
+        </w:rPr>
+        <w:t>denominator</w:t>
+      </w:r>
+      <w:proofErr w:type="spellEnd"/>
+      <w:r>
+        <w:rPr>
+          <w:rFonts w:ascii="Courier New" w:hAnsi="Courier New" w:cs="Courier New"/>
+          <w:sz w:val="22"/>
+          <w:szCs w:val="22"/>
+        </w:rPr>
+        <w:t>];</w:t>
+      </w:r>
+    </w:p>
+    <w:p>
+      <w:pPr>
+        <w:ind w:firstLine="0"/>
+        <w:rPr>
+          <w:rFonts w:ascii="Courier New" w:hAnsi="Courier New" w:cs="Courier New"/>
+          <w:sz w:val="22"/>
+          <w:szCs w:val="22"/>
+        </w:rPr>
+      </w:pPr>
+    </w:p>
+    <w:p>
+      <w:pPr>
+        <w:ind w:firstLine="0"/>
+        <w:rPr>
+          <w:rFonts w:ascii="Courier New" w:hAnsi="Courier New" w:cs="Courier New"/>
+          <w:sz w:val="22"/>
+          <w:szCs w:val="22"/>
+        </w:rPr>
+      </w:pPr>
+      <w:r>
+        <w:rPr>
+          <w:rFonts w:ascii="Courier New" w:hAnsi="Courier New" w:cs="Courier New"/>
+          <w:sz w:val="22"/>
+          <w:szCs w:val="22"/>
+        </w:rPr>
+        <w:t xml:space="preserve">[b1, a1] = </w:t>
+      </w:r>
+      <w:proofErr w:type="spellStart"/>
+      <w:r>
+        <w:rPr>
+          <w:rFonts w:ascii="Courier New" w:hAnsi="Courier New" w:cs="Courier New"/>
+          <w:sz w:val="22"/>
+          <w:szCs w:val="22"/>
+        </w:rPr>
+        <w:t>eqtflength</w:t>
+      </w:r>
+      <w:proofErr w:type="spellEnd"/>
+      <w:r>
+        <w:rPr>
+          <w:rFonts w:ascii="Courier New" w:hAnsi="Courier New" w:cs="Courier New"/>
+          <w:sz w:val="22"/>
+          <w:szCs w:val="22"/>
+        </w:rPr>
+        <w:t>(</w:t>
+      </w:r>
+      <w:proofErr w:type="spellStart"/>
+      <w:r>
+        <w:rPr>
+          <w:rFonts w:ascii="Courier New" w:hAnsi="Courier New" w:cs="Courier New"/>
+          <w:sz w:val="22"/>
+          <w:szCs w:val="22"/>
+        </w:rPr>
+        <w:t>zd</w:t>
+      </w:r>
+      <w:proofErr w:type="spellEnd"/>
+      <w:r>
+        <w:rPr>
+          <w:rFonts w:ascii="Courier New" w:hAnsi="Courier New" w:cs="Courier New"/>
+          <w:sz w:val="22"/>
+          <w:szCs w:val="22"/>
+        </w:rPr>
+        <w:t xml:space="preserve">, </w:t>
+      </w:r>
+      <w:proofErr w:type="spellStart"/>
+      <w:r>
+        <w:rPr>
+          <w:rFonts w:ascii="Courier New" w:hAnsi="Courier New" w:cs="Courier New"/>
+          <w:sz w:val="22"/>
+          <w:szCs w:val="22"/>
+        </w:rPr>
+        <w:t>pd</w:t>
+      </w:r>
+      <w:proofErr w:type="spellEnd"/>
+      <w:r>
+        <w:rPr>
+          <w:rFonts w:ascii="Courier New" w:hAnsi="Courier New" w:cs="Courier New"/>
+          <w:sz w:val="22"/>
+          <w:szCs w:val="22"/>
+        </w:rPr>
+        <w:t>);</w:t>
+      </w:r>
+    </w:p>
+    <w:p>
+      <w:pPr>
+        <w:ind w:firstLine="0"/>
+        <w:rPr>
+          <w:rFonts w:ascii="Courier New" w:hAnsi="Courier New" w:cs="Courier New"/>
+          <w:sz w:val="22"/>
+          <w:szCs w:val="22"/>
+        </w:rPr>
+      </w:pPr>
+    </w:p>
+    <w:p>
+      <w:pPr>
+        <w:ind w:firstLine="0"/>
+        <w:rPr>
+          <w:rFonts w:ascii="Courier New" w:hAnsi="Courier New" w:cs="Courier New"/>
+          <w:sz w:val="22"/>
+          <w:szCs w:val="22"/>
+        </w:rPr>
+      </w:pPr>
+      <w:r>
+        <w:rPr>
+          <w:rFonts w:ascii="Courier New" w:hAnsi="Courier New" w:cs="Courier New"/>
+          <w:sz w:val="22"/>
+          <w:szCs w:val="22"/>
+        </w:rPr>
+        <w:t>%% -------- ГЕНЕРАЦИЯ ПОСЛЕДОВАТЕЛЬНОСТИ ПСЕВДОСЛУЧАЙНЫХ -------- %%</w:t>
+      </w:r>
+    </w:p>
+    <w:p>
+      <w:pPr>
+        <w:ind w:firstLine="0"/>
+        <w:rPr>
+          <w:rFonts w:ascii="Courier New" w:hAnsi="Courier New" w:cs="Courier New"/>
+          <w:sz w:val="22"/>
+          <w:szCs w:val="22"/>
+        </w:rPr>
+      </w:pPr>
+      <w:proofErr w:type="spellStart"/>
+      <w:r>
+        <w:rPr>
+          <w:rFonts w:ascii="Courier New" w:hAnsi="Courier New" w:cs="Courier New"/>
+          <w:sz w:val="22"/>
+          <w:szCs w:val="22"/>
+        </w:rPr>
+        <w:t>n_soob</w:t>
+      </w:r>
+      <w:proofErr w:type="spellEnd"/>
+      <w:r>
+        <w:rPr>
+          <w:rFonts w:ascii="Courier New" w:hAnsi="Courier New" w:cs="Courier New"/>
+          <w:sz w:val="22"/>
+          <w:szCs w:val="22"/>
+        </w:rPr>
+        <w:t>=4096; % длина временного ряда</w:t>
+      </w:r>
+    </w:p>
+    <w:p>
+      <w:pPr>
+        <w:ind w:firstLine="0"/>
+        <w:rPr>
+          <w:rFonts w:ascii="Courier New" w:hAnsi="Courier New" w:cs="Courier New"/>
+          <w:sz w:val="22"/>
+          <w:szCs w:val="22"/>
+        </w:rPr>
+      </w:pPr>
+      <w:proofErr w:type="spellStart"/>
+      <w:r>
+        <w:rPr>
+          <w:rFonts w:ascii="Courier New" w:hAnsi="Courier New" w:cs="Courier New"/>
+          <w:sz w:val="22"/>
+          <w:szCs w:val="22"/>
+        </w:rPr>
+        <w:t>s_v</w:t>
+      </w:r>
+      <w:proofErr w:type="spellEnd"/>
+      <w:r>
+        <w:rPr>
+          <w:rFonts w:ascii="Courier New" w:hAnsi="Courier New" w:cs="Courier New"/>
+          <w:sz w:val="22"/>
+          <w:szCs w:val="22"/>
+        </w:rPr>
+        <w:t>=</w:t>
+      </w:r>
+      <w:proofErr w:type="spellStart"/>
+      <w:r>
+        <w:rPr>
+          <w:rFonts w:ascii="Courier New" w:hAnsi="Courier New" w:cs="Courier New"/>
+          <w:sz w:val="22"/>
+          <w:szCs w:val="22"/>
+        </w:rPr>
+        <w:t>rand</w:t>
+      </w:r>
+      <w:proofErr w:type="spellEnd"/>
+      <w:r>
+        <w:rPr>
+          <w:rFonts w:ascii="Courier New" w:hAnsi="Courier New" w:cs="Courier New"/>
+          <w:sz w:val="22"/>
+          <w:szCs w:val="22"/>
+        </w:rPr>
+        <w:t>(1,n_soob); % белый шум (0,1)</w:t>
+      </w:r>
+    </w:p>
+    <w:p>
+      <w:pPr>
+        <w:ind w:firstLine="0"/>
+        <w:rPr>
+          <w:rFonts w:ascii="Courier New" w:hAnsi="Courier New" w:cs="Courier New"/>
+          <w:sz w:val="22"/>
+          <w:szCs w:val="22"/>
+        </w:rPr>
+      </w:pPr>
+    </w:p>
+    <w:p>
+      <w:pPr>
+        <w:ind w:firstLine="0"/>
+        <w:rPr>
+          <w:rFonts w:ascii="Courier New" w:hAnsi="Courier New" w:cs="Courier New"/>
+          <w:sz w:val="22"/>
+          <w:szCs w:val="22"/>
+        </w:rPr>
+      </w:pPr>
+      <w:r>
+        <w:rPr>
+          <w:rFonts w:ascii="Courier New" w:hAnsi="Courier New" w:cs="Courier New"/>
+          <w:sz w:val="22"/>
+          <w:szCs w:val="22"/>
+        </w:rPr>
+        <w:t>%% -------- ПОЛУЧЕНИЕ МОДЕЛЕЙ СЛУЧАЙНОГО СИГНАЛА -------- %%</w:t>
+      </w:r>
+    </w:p>
+    <w:p>
+      <w:pPr>
+        <w:ind w:firstLine="0"/>
+        <w:rPr>
+          <w:rFonts w:ascii="Courier New" w:hAnsi="Courier New" w:cs="Courier New"/>
+          <w:sz w:val="22"/>
+          <w:szCs w:val="22"/>
+        </w:rPr>
+      </w:pPr>
+    </w:p>
+    <w:p>
+      <w:pPr>
+        <w:ind w:firstLine="0"/>
+        <w:rPr>
+          <w:rFonts w:ascii="Courier New" w:hAnsi="Courier New" w:cs="Courier New"/>
+          <w:sz w:val="22"/>
+          <w:szCs w:val="22"/>
+        </w:rPr>
+      </w:pPr>
+      <w:r>
+        <w:rPr>
+          <w:rFonts w:ascii="Courier New" w:hAnsi="Courier New" w:cs="Courier New"/>
+          <w:sz w:val="22"/>
+          <w:szCs w:val="22"/>
+        </w:rPr>
+        <w:t xml:space="preserve">% h – вектор коэффициентов </w:t>
+      </w:r>
+      <w:proofErr w:type="spellStart"/>
+      <w:r>
+        <w:rPr>
+          <w:rFonts w:ascii="Courier New" w:hAnsi="Courier New" w:cs="Courier New"/>
+          <w:sz w:val="22"/>
+          <w:szCs w:val="22"/>
+        </w:rPr>
+        <w:t>нерекурсивного</w:t>
+      </w:r>
+      <w:proofErr w:type="spellEnd"/>
+      <w:r>
+        <w:rPr>
+          <w:rFonts w:ascii="Courier New" w:hAnsi="Courier New" w:cs="Courier New"/>
+          <w:sz w:val="22"/>
+          <w:szCs w:val="22"/>
+        </w:rPr>
+        <w:t xml:space="preserve"> фильтра</w:t>
+      </w:r>
+    </w:p>
+    <w:p>
+      <w:pPr>
+        <w:ind w:firstLine="0"/>
+        <w:rPr>
+          <w:rFonts w:ascii="Courier New" w:hAnsi="Courier New" w:cs="Courier New"/>
+          <w:sz w:val="22"/>
+          <w:szCs w:val="22"/>
+        </w:rPr>
+      </w:pPr>
+      <w:r>
+        <w:rPr>
+          <w:rFonts w:ascii="Courier New" w:hAnsi="Courier New" w:cs="Courier New"/>
+          <w:sz w:val="22"/>
+          <w:szCs w:val="22"/>
+        </w:rPr>
+        <w:t xml:space="preserve">model_1 = </w:t>
+      </w:r>
+      <w:proofErr w:type="spellStart"/>
+      <w:r>
+        <w:rPr>
+          <w:rFonts w:ascii="Courier New" w:hAnsi="Courier New" w:cs="Courier New"/>
+          <w:sz w:val="22"/>
+          <w:szCs w:val="22"/>
+        </w:rPr>
+        <w:t>filter</w:t>
+      </w:r>
+      <w:proofErr w:type="spellEnd"/>
+      <w:r>
+        <w:rPr>
+          <w:rFonts w:ascii="Courier New" w:hAnsi="Courier New" w:cs="Courier New"/>
+          <w:sz w:val="22"/>
+          <w:szCs w:val="22"/>
+        </w:rPr>
+        <w:t>(</w:t>
+      </w:r>
+      <w:proofErr w:type="spellStart"/>
+      <w:r>
+        <w:rPr>
+          <w:rFonts w:ascii="Courier New" w:hAnsi="Courier New" w:cs="Courier New"/>
+          <w:sz w:val="22"/>
+          <w:szCs w:val="22"/>
+        </w:rPr>
+        <w:t>h_padded</w:t>
+      </w:r>
+      <w:proofErr w:type="spellEnd"/>
+      <w:r>
+        <w:rPr>
+          <w:rFonts w:ascii="Courier New" w:hAnsi="Courier New" w:cs="Courier New"/>
+          <w:sz w:val="22"/>
+          <w:szCs w:val="22"/>
+        </w:rPr>
+        <w:t xml:space="preserve">, 1.0, </w:t>
+      </w:r>
+      <w:proofErr w:type="spellStart"/>
+      <w:r>
+        <w:rPr>
+          <w:rFonts w:ascii="Courier New" w:hAnsi="Courier New" w:cs="Courier New"/>
+          <w:sz w:val="22"/>
+          <w:szCs w:val="22"/>
+        </w:rPr>
+        <w:t>s_v</w:t>
+      </w:r>
+      <w:proofErr w:type="spellEnd"/>
+      <w:r>
+        <w:rPr>
+          <w:rFonts w:ascii="Courier New" w:hAnsi="Courier New" w:cs="Courier New"/>
+          <w:sz w:val="22"/>
+          <w:szCs w:val="22"/>
+        </w:rPr>
+        <w:t>); % НЦФ (7)</w:t>
+      </w:r>
+    </w:p>
+    <w:p>
+      <w:pPr>
+        <w:ind w:firstLine="0"/>
+        <w:rPr>
+          <w:rFonts w:ascii="Courier New" w:hAnsi="Courier New" w:cs="Courier New"/>
+          <w:sz w:val="22"/>
+          <w:szCs w:val="22"/>
+        </w:rPr>
+      </w:pPr>
+      <w:r>
+        <w:rPr>
+          <w:rFonts w:ascii="Courier New" w:hAnsi="Courier New" w:cs="Courier New"/>
+          <w:sz w:val="22"/>
+          <w:szCs w:val="22"/>
+        </w:rPr>
+        <w:t>% b_1 и a_1 – вектор коэффициентов рекурсивного фильтра</w:t>
+      </w:r>
+    </w:p>
+    <w:p>
+      <w:pPr>
+        <w:ind w:firstLine="0"/>
+        <w:rPr>
+          <w:rFonts w:ascii="Courier New" w:hAnsi="Courier New" w:cs="Courier New"/>
+          <w:sz w:val="22"/>
+          <w:szCs w:val="22"/>
+        </w:rPr>
+      </w:pPr>
+      <w:r>
+        <w:rPr>
+          <w:rFonts w:ascii="Courier New" w:hAnsi="Courier New" w:cs="Courier New"/>
+          <w:sz w:val="22"/>
+          <w:szCs w:val="22"/>
+        </w:rPr>
+        <w:t xml:space="preserve">model_2 = </w:t>
+      </w:r>
+      <w:proofErr w:type="spellStart"/>
+      <w:r>
+        <w:rPr>
+          <w:rFonts w:ascii="Courier New" w:hAnsi="Courier New" w:cs="Courier New"/>
+          <w:sz w:val="22"/>
+          <w:szCs w:val="22"/>
+        </w:rPr>
+        <w:t>filter</w:t>
+      </w:r>
+      <w:proofErr w:type="spellEnd"/>
+      <w:r>
+        <w:rPr>
+          <w:rFonts w:ascii="Courier New" w:hAnsi="Courier New" w:cs="Courier New"/>
+          <w:sz w:val="22"/>
+          <w:szCs w:val="22"/>
+        </w:rPr>
+        <w:t xml:space="preserve">(b1, a1, </w:t>
+      </w:r>
+      <w:proofErr w:type="spellStart"/>
+      <w:r>
+        <w:rPr>
+          <w:rFonts w:ascii="Courier New" w:hAnsi="Courier New" w:cs="Courier New"/>
+          <w:sz w:val="22"/>
+          <w:szCs w:val="22"/>
+        </w:rPr>
+        <w:t>s_v</w:t>
+      </w:r>
+      <w:proofErr w:type="spellEnd"/>
+      <w:r>
+        <w:rPr>
+          <w:rFonts w:ascii="Courier New" w:hAnsi="Courier New" w:cs="Courier New"/>
+          <w:sz w:val="22"/>
+          <w:szCs w:val="22"/>
+        </w:rPr>
+        <w:t>); % РЦФ (8)</w:t>
+      </w:r>
+    </w:p>
+    <w:p>
+      <w:pPr>
+        <w:ind w:firstLine="0"/>
+        <w:rPr>
+          <w:rFonts w:ascii="Courier New" w:hAnsi="Courier New" w:cs="Courier New"/>
+          <w:sz w:val="22"/>
+          <w:szCs w:val="22"/>
+        </w:rPr>
+      </w:pPr>
+    </w:p>
+    <w:p>
+      <w:pPr>
+        <w:ind w:firstLine="0"/>
+        <w:rPr>
+          <w:rFonts w:ascii="Courier New" w:hAnsi="Courier New" w:cs="Courier New"/>
+          <w:sz w:val="22"/>
+          <w:szCs w:val="22"/>
+        </w:rPr>
+      </w:pPr>
+      <w:r>
+        <w:rPr>
+          <w:rFonts w:ascii="Courier New" w:hAnsi="Courier New" w:cs="Courier New"/>
+          <w:sz w:val="22"/>
+          <w:szCs w:val="22"/>
+        </w:rPr>
+        <w:t>%% -------- ОПРЕДЕЛЕНИЕ КОЭФФИЦИЕНТОВ АКФ -------- %%</w:t>
+      </w:r>
+    </w:p>
+    <w:p>
+      <w:pPr>
+        <w:ind w:firstLine="0"/>
+        <w:rPr>
+          <w:rFonts w:ascii="Courier New" w:hAnsi="Courier New" w:cs="Courier New"/>
+          <w:sz w:val="22"/>
+          <w:szCs w:val="22"/>
+        </w:rPr>
+      </w:pPr>
+      <w:proofErr w:type="spellStart"/>
+      <w:r>
+        <w:rPr>
+          <w:rFonts w:ascii="Courier New" w:hAnsi="Courier New" w:cs="Courier New"/>
+          <w:sz w:val="22"/>
+          <w:szCs w:val="22"/>
+        </w:rPr>
+        <w:t>m_akf</w:t>
+      </w:r>
+      <w:proofErr w:type="spellEnd"/>
+      <w:r>
+        <w:rPr>
+          <w:rFonts w:ascii="Courier New" w:hAnsi="Courier New" w:cs="Courier New"/>
+          <w:sz w:val="22"/>
+          <w:szCs w:val="22"/>
+        </w:rPr>
+        <w:t xml:space="preserve"> = 41; % длина половинки АКФ, М – 1</w:t>
+      </w:r>
+    </w:p>
+    <w:p>
+      <w:pPr>
+        <w:ind w:firstLine="0"/>
+        <w:rPr>
+          <w:rFonts w:ascii="Courier New" w:hAnsi="Courier New" w:cs="Courier New"/>
+          <w:sz w:val="22"/>
+          <w:szCs w:val="22"/>
+        </w:rPr>
+      </w:pPr>
+      <w:proofErr w:type="spellStart"/>
+      <w:r>
+        <w:rPr>
+          <w:rFonts w:ascii="Courier New" w:hAnsi="Courier New" w:cs="Courier New"/>
+          <w:sz w:val="22"/>
+          <w:szCs w:val="22"/>
+        </w:rPr>
+        <w:t>h_padded</w:t>
+      </w:r>
+      <w:proofErr w:type="spellEnd"/>
+      <w:r>
+        <w:rPr>
+          <w:rFonts w:ascii="Courier New" w:hAnsi="Courier New" w:cs="Courier New"/>
+          <w:sz w:val="22"/>
+          <w:szCs w:val="22"/>
+        </w:rPr>
+        <w:t xml:space="preserve"> = [h(:); </w:t>
+      </w:r>
+      <w:proofErr w:type="spellStart"/>
+      <w:r>
+        <w:rPr>
+          <w:rFonts w:ascii="Courier New" w:hAnsi="Courier New" w:cs="Courier New"/>
+          <w:sz w:val="22"/>
+          <w:szCs w:val="22"/>
+        </w:rPr>
+        <w:t>zeros</w:t>
+      </w:r>
+      <w:proofErr w:type="spellEnd"/>
+      <w:r>
+        <w:rPr>
+          <w:rFonts w:ascii="Courier New" w:hAnsi="Courier New" w:cs="Courier New"/>
+          <w:sz w:val="22"/>
+          <w:szCs w:val="22"/>
+        </w:rPr>
+        <w:t>(</w:t>
+      </w:r>
+      <w:proofErr w:type="spellStart"/>
+      <w:r>
+        <w:rPr>
+          <w:rFonts w:ascii="Courier New" w:hAnsi="Courier New" w:cs="Courier New"/>
+          <w:sz w:val="22"/>
+          <w:szCs w:val="22"/>
+        </w:rPr>
+        <w:t>m_akf</w:t>
+      </w:r>
+      <w:proofErr w:type="spellEnd"/>
+      <w:r>
+        <w:rPr>
+          <w:rFonts w:ascii="Courier New" w:hAnsi="Courier New" w:cs="Courier New"/>
+          <w:sz w:val="22"/>
+          <w:szCs w:val="22"/>
+        </w:rPr>
+        <w:t xml:space="preserve"> - </w:t>
+      </w:r>
+      <w:proofErr w:type="spellStart"/>
+      <w:r>
+        <w:rPr>
+          <w:rFonts w:ascii="Courier New" w:hAnsi="Courier New" w:cs="Courier New"/>
+          <w:sz w:val="22"/>
+          <w:szCs w:val="22"/>
+        </w:rPr>
+        <w:t>length</w:t>
+      </w:r>
+      <w:proofErr w:type="spellEnd"/>
+      <w:r>
+        <w:rPr>
+          <w:rFonts w:ascii="Courier New" w:hAnsi="Courier New" w:cs="Courier New"/>
+          <w:sz w:val="22"/>
+          <w:szCs w:val="22"/>
+        </w:rPr>
+        <w:t>(h), 1)];</w:t>
+      </w:r>
+    </w:p>
+    <w:p>
+      <w:pPr>
+        <w:ind w:firstLine="0"/>
+        <w:rPr>
+          <w:rFonts w:ascii="Courier New" w:hAnsi="Courier New" w:cs="Courier New"/>
+          <w:sz w:val="22"/>
+          <w:szCs w:val="22"/>
+        </w:rPr>
+      </w:pPr>
+    </w:p>
+    <w:p>
+      <w:pPr>
+        <w:ind w:firstLine="0"/>
+        <w:rPr>
+          <w:rFonts w:ascii="Courier New" w:hAnsi="Courier New" w:cs="Courier New"/>
+          <w:sz w:val="22"/>
+          <w:szCs w:val="22"/>
+        </w:rPr>
+      </w:pPr>
+      <w:r>
+        <w:rPr>
+          <w:rFonts w:ascii="Courier New" w:hAnsi="Courier New" w:cs="Courier New"/>
+          <w:sz w:val="22"/>
+          <w:szCs w:val="22"/>
+        </w:rPr>
+        <w:t xml:space="preserve">% </w:t>
+      </w:r>
+      <w:proofErr w:type="spellStart"/>
+      <w:r>
+        <w:rPr>
+          <w:rFonts w:ascii="Courier New" w:hAnsi="Courier New" w:cs="Courier New"/>
+          <w:sz w:val="22"/>
+          <w:szCs w:val="22"/>
+        </w:rPr>
+        <w:t>model</w:t>
+      </w:r>
+      <w:proofErr w:type="spellEnd"/>
+      <w:r>
+        <w:rPr>
+          <w:rFonts w:ascii="Courier New" w:hAnsi="Courier New" w:cs="Courier New"/>
+          <w:sz w:val="22"/>
+          <w:szCs w:val="22"/>
+        </w:rPr>
+        <w:t xml:space="preserve"> – отсчёты процесса, полученного окрашиванием</w:t>
+      </w:r>
+    </w:p>
+    <w:p>
+      <w:pPr>
+        <w:ind w:firstLine="0"/>
+        <w:rPr>
+          <w:rFonts w:ascii="Courier New" w:hAnsi="Courier New" w:cs="Courier New"/>
+          <w:sz w:val="22"/>
+          <w:szCs w:val="22"/>
+        </w:rPr>
+      </w:pPr>
+      <w:r>
+        <w:rPr>
+          <w:rFonts w:ascii="Courier New" w:hAnsi="Courier New" w:cs="Courier New"/>
+          <w:sz w:val="22"/>
+          <w:szCs w:val="22"/>
+        </w:rPr>
+        <w:t xml:space="preserve">% </w:t>
+      </w:r>
+      <w:proofErr w:type="spellStart"/>
+      <w:r>
+        <w:rPr>
+          <w:rFonts w:ascii="Courier New" w:hAnsi="Courier New" w:cs="Courier New"/>
+          <w:sz w:val="22"/>
+          <w:szCs w:val="22"/>
+        </w:rPr>
+        <w:t>m_akf</w:t>
+      </w:r>
+      <w:proofErr w:type="spellEnd"/>
+      <w:r>
+        <w:rPr>
+          <w:rFonts w:ascii="Courier New" w:hAnsi="Courier New" w:cs="Courier New"/>
+          <w:sz w:val="22"/>
+          <w:szCs w:val="22"/>
+        </w:rPr>
+        <w:t xml:space="preserve"> – половина отсчётов АКФ, смотри формулу (9)</w:t>
+      </w:r>
+    </w:p>
+    <w:p>
+      <w:pPr>
+        <w:ind w:firstLine="0"/>
+        <w:rPr>
+          <w:rFonts w:ascii="Courier New" w:hAnsi="Courier New" w:cs="Courier New"/>
+          <w:sz w:val="22"/>
+          <w:szCs w:val="22"/>
+        </w:rPr>
+      </w:pPr>
+      <w:r>
+        <w:rPr>
+          <w:rFonts w:ascii="Courier New" w:hAnsi="Courier New" w:cs="Courier New"/>
+          <w:sz w:val="22"/>
+          <w:szCs w:val="22"/>
+        </w:rPr>
+        <w:t>[</w:t>
+      </w:r>
+      <w:proofErr w:type="spellStart"/>
+      <w:r>
+        <w:rPr>
+          <w:rFonts w:ascii="Courier New" w:hAnsi="Courier New" w:cs="Courier New"/>
+          <w:sz w:val="22"/>
+          <w:szCs w:val="22"/>
+        </w:rPr>
+        <w:t>c_akf</w:t>
+      </w:r>
+      <w:proofErr w:type="spellEnd"/>
+      <w:r>
+        <w:rPr>
+          <w:rFonts w:ascii="Courier New" w:hAnsi="Courier New" w:cs="Courier New"/>
+          <w:sz w:val="22"/>
+          <w:szCs w:val="22"/>
+        </w:rPr>
+        <w:t xml:space="preserve">, </w:t>
+      </w:r>
+      <w:proofErr w:type="spellStart"/>
+      <w:r>
+        <w:rPr>
+          <w:rFonts w:ascii="Courier New" w:hAnsi="Courier New" w:cs="Courier New"/>
+          <w:sz w:val="22"/>
+          <w:szCs w:val="22"/>
+        </w:rPr>
+        <w:t>lags</w:t>
+      </w:r>
+      <w:proofErr w:type="spellEnd"/>
+      <w:r>
+        <w:rPr>
+          <w:rFonts w:ascii="Courier New" w:hAnsi="Courier New" w:cs="Courier New"/>
+          <w:sz w:val="22"/>
+          <w:szCs w:val="22"/>
+        </w:rPr>
+        <w:t xml:space="preserve">] = </w:t>
+      </w:r>
+      <w:proofErr w:type="spellStart"/>
+      <w:r>
+        <w:rPr>
+          <w:rFonts w:ascii="Courier New" w:hAnsi="Courier New" w:cs="Courier New"/>
+          <w:sz w:val="22"/>
+          <w:szCs w:val="22"/>
+        </w:rPr>
+        <w:t>xcorr</w:t>
+      </w:r>
+      <w:proofErr w:type="spellEnd"/>
+      <w:r>
+        <w:rPr>
+          <w:rFonts w:ascii="Courier New" w:hAnsi="Courier New" w:cs="Courier New"/>
+          <w:sz w:val="22"/>
+          <w:szCs w:val="22"/>
+        </w:rPr>
+        <w:t>(model_2, m_</w:t>
+      </w:r>
+      <w:proofErr w:type="spellStart"/>
+      <w:r>
+        <w:rPr>
+          <w:rFonts w:ascii="Courier New" w:hAnsi="Courier New" w:cs="Courier New"/>
+          <w:sz w:val="22"/>
+          <w:szCs w:val="22"/>
+        </w:rPr>
+        <w:t>akf</w:t>
+      </w:r>
+      <w:proofErr w:type="spellEnd"/>
+      <w:r>
+        <w:rPr>
+          <w:rFonts w:ascii="Courier New" w:hAnsi="Courier New" w:cs="Courier New"/>
+          <w:sz w:val="22"/>
+          <w:szCs w:val="22"/>
+        </w:rPr>
+        <w:t>,'</w:t>
+      </w:r>
+      <w:proofErr w:type="spellStart"/>
+      <w:r>
+        <w:rPr>
+          <w:rFonts w:ascii="Courier New" w:hAnsi="Courier New" w:cs="Courier New"/>
+          <w:sz w:val="22"/>
+          <w:szCs w:val="22"/>
+        </w:rPr>
+        <w:t>coeff</w:t>
+      </w:r>
+      <w:proofErr w:type="spellEnd"/>
+      <w:r>
+        <w:rPr>
+          <w:rFonts w:ascii="Courier New" w:hAnsi="Courier New" w:cs="Courier New"/>
+          <w:sz w:val="22"/>
+          <w:szCs w:val="22"/>
+        </w:rPr>
+        <w:t>'); % расчёт АКФ</w:t>
+      </w:r>
+    </w:p>
+    <w:p>
+      <w:pPr>
+        <w:ind w:firstLine="0"/>
+        <w:rPr>
+          <w:rFonts w:ascii="Courier New" w:hAnsi="Courier New" w:cs="Courier New"/>
+          <w:sz w:val="22"/>
+          <w:szCs w:val="22"/>
+        </w:rPr>
+      </w:pPr>
+      <w:r>
+        <w:rPr>
+          <w:rFonts w:ascii="Courier New" w:hAnsi="Courier New" w:cs="Courier New"/>
+          <w:sz w:val="22"/>
+          <w:szCs w:val="22"/>
+        </w:rPr>
+        <w:t xml:space="preserve">% </w:t>
+      </w:r>
+      <w:proofErr w:type="spellStart"/>
+      <w:r>
+        <w:rPr>
+          <w:rFonts w:ascii="Courier New" w:hAnsi="Courier New" w:cs="Courier New"/>
+          <w:sz w:val="22"/>
+          <w:szCs w:val="22"/>
+        </w:rPr>
+        <w:t>c_akf</w:t>
+      </w:r>
+      <w:proofErr w:type="spellEnd"/>
+      <w:r>
+        <w:rPr>
+          <w:rFonts w:ascii="Courier New" w:hAnsi="Courier New" w:cs="Courier New"/>
+          <w:sz w:val="22"/>
+          <w:szCs w:val="22"/>
+        </w:rPr>
+        <w:t xml:space="preserve"> – симметричные коэффициенты диапазона </w:t>
+      </w:r>
+      <w:proofErr w:type="spellStart"/>
+      <w:r>
+        <w:rPr>
+          <w:rFonts w:ascii="Courier New" w:hAnsi="Courier New" w:cs="Courier New"/>
+          <w:sz w:val="22"/>
+          <w:szCs w:val="22"/>
+        </w:rPr>
+        <w:t>lags</w:t>
+      </w:r>
+      <w:proofErr w:type="spellEnd"/>
+    </w:p>
+    <w:p>
+      <w:pPr>
+        <w:ind w:firstLine="0"/>
+        <w:rPr>
+          <w:rFonts w:ascii="Courier New" w:hAnsi="Courier New" w:cs="Courier New"/>
+          <w:sz w:val="22"/>
+          <w:szCs w:val="22"/>
+        </w:rPr>
+      </w:pPr>
+      <w:r>
+        <w:rPr>
+          <w:rFonts w:ascii="Courier New" w:hAnsi="Courier New" w:cs="Courier New"/>
+          <w:sz w:val="22"/>
+          <w:szCs w:val="22"/>
+        </w:rPr>
+        <w:t xml:space="preserve">% </w:t>
+      </w:r>
+      <w:proofErr w:type="spellStart"/>
+      <w:r>
+        <w:rPr>
+          <w:rFonts w:ascii="Courier New" w:hAnsi="Courier New" w:cs="Courier New"/>
+          <w:sz w:val="22"/>
+          <w:szCs w:val="22"/>
+        </w:rPr>
+        <w:t>lags</w:t>
+      </w:r>
+      <w:proofErr w:type="spellEnd"/>
+      <w:r>
+        <w:rPr>
+          <w:rFonts w:ascii="Courier New" w:hAnsi="Courier New" w:cs="Courier New"/>
+          <w:sz w:val="22"/>
+          <w:szCs w:val="22"/>
+        </w:rPr>
+        <w:t xml:space="preserve"> = [– М + 1, 0, М – 1] – ось абсцисс в "попугаях"</w:t>
+      </w:r>
+    </w:p>
+    <w:p>
+      <w:pPr>
+        <w:ind w:firstLine="0"/>
+        <w:rPr>
+          <w:rFonts w:ascii="Courier New" w:hAnsi="Courier New" w:cs="Courier New"/>
+          <w:sz w:val="22"/>
+          <w:szCs w:val="22"/>
+        </w:rPr>
+      </w:pPr>
+    </w:p>
+    <w:p>
+      <w:pPr>
+        <w:ind w:firstLine="0"/>
+        <w:rPr>
+          <w:rFonts w:ascii="Courier New" w:hAnsi="Courier New" w:cs="Courier New"/>
+          <w:sz w:val="22"/>
+          <w:szCs w:val="22"/>
+        </w:rPr>
+      </w:pPr>
+      <w:r>
+        <w:rPr>
+          <w:rFonts w:ascii="Courier New" w:hAnsi="Courier New" w:cs="Courier New"/>
+          <w:sz w:val="22"/>
+          <w:szCs w:val="22"/>
+        </w:rPr>
+        <w:t>%% -------- СРАВНЕНИЕ КОЭФФИЦИЕНТОВ АКФ С НЦФ -------- %%</w:t>
+      </w:r>
+    </w:p>
+    <w:p>
+      <w:pPr>
+        <w:ind w:firstLine="0"/>
+        <w:rPr>
+          <w:rFonts w:ascii="Courier New" w:hAnsi="Courier New" w:cs="Courier New"/>
+          <w:sz w:val="22"/>
+          <w:szCs w:val="22"/>
+        </w:rPr>
+      </w:pPr>
+      <w:proofErr w:type="spellStart"/>
+      <w:r>
+        <w:rPr>
+          <w:rFonts w:ascii="Courier New" w:hAnsi="Courier New" w:cs="Courier New"/>
+          <w:sz w:val="22"/>
+          <w:szCs w:val="22"/>
+        </w:rPr>
+        <w:t>figure</w:t>
+      </w:r>
+      <w:proofErr w:type="spellEnd"/>
+      <w:r>
+        <w:rPr>
+          <w:rFonts w:ascii="Courier New" w:hAnsi="Courier New" w:cs="Courier New"/>
+          <w:sz w:val="22"/>
+          <w:szCs w:val="22"/>
+        </w:rPr>
+        <w:t xml:space="preserve"> % Здесь отображается симметричная АКФ</w:t>
+      </w:r>
+    </w:p>
+    <w:p>
+      <w:pPr>
+        <w:ind w:firstLine="0"/>
+        <w:rPr>
+          <w:rFonts w:ascii="Courier New" w:hAnsi="Courier New" w:cs="Courier New"/>
+          <w:sz w:val="22"/>
+          <w:szCs w:val="22"/>
+        </w:rPr>
+      </w:pPr>
+      <w:proofErr w:type="spellStart"/>
+      <w:r>
+        <w:rPr>
+          <w:rFonts w:ascii="Courier New" w:hAnsi="Courier New" w:cs="Courier New"/>
+          <w:sz w:val="22"/>
+          <w:szCs w:val="22"/>
+        </w:rPr>
+        <w:t>stem</w:t>
+      </w:r>
+      <w:proofErr w:type="spellEnd"/>
+      <w:r>
+        <w:rPr>
+          <w:rFonts w:ascii="Courier New" w:hAnsi="Courier New" w:cs="Courier New"/>
+          <w:sz w:val="22"/>
+          <w:szCs w:val="22"/>
+        </w:rPr>
+        <w:t>(</w:t>
+      </w:r>
+      <w:proofErr w:type="spellStart"/>
+      <w:r>
+        <w:rPr>
+          <w:rFonts w:ascii="Courier New" w:hAnsi="Courier New" w:cs="Courier New"/>
+          <w:sz w:val="22"/>
+          <w:szCs w:val="22"/>
+        </w:rPr>
+        <w:t>lags</w:t>
+      </w:r>
+      <w:proofErr w:type="spellEnd"/>
+      <w:r>
+        <w:rPr>
+          <w:rFonts w:ascii="Courier New" w:hAnsi="Courier New" w:cs="Courier New"/>
+          <w:sz w:val="22"/>
+          <w:szCs w:val="22"/>
+        </w:rPr>
+        <w:t xml:space="preserve">, </w:t>
+      </w:r>
+      <w:proofErr w:type="spellStart"/>
+      <w:r>
+        <w:rPr>
+          <w:rFonts w:ascii="Courier New" w:hAnsi="Courier New" w:cs="Courier New"/>
+          <w:sz w:val="22"/>
+          <w:szCs w:val="22"/>
+        </w:rPr>
+        <w:t>c_akf</w:t>
+      </w:r>
+      <w:proofErr w:type="spellEnd"/>
+      <w:r>
+        <w:rPr>
+          <w:rFonts w:ascii="Courier New" w:hAnsi="Courier New" w:cs="Courier New"/>
+          <w:sz w:val="22"/>
+          <w:szCs w:val="22"/>
+        </w:rPr>
+        <w:t>); % в виде отсчётов</w:t>
+      </w:r>
+    </w:p>
+    <w:p>
+      <w:pPr>
+        <w:ind w:firstLine="0"/>
+        <w:rPr>
+          <w:rFonts w:ascii="Courier New" w:hAnsi="Courier New" w:cs="Courier New"/>
+          <w:sz w:val="22"/>
+          <w:szCs w:val="22"/>
+        </w:rPr>
+      </w:pPr>
+      <w:proofErr w:type="spellStart"/>
+      <w:r>
+        <w:rPr>
+          <w:rFonts w:ascii="Courier New" w:hAnsi="Courier New" w:cs="Courier New"/>
+          <w:sz w:val="22"/>
+          <w:szCs w:val="22"/>
+        </w:rPr>
+        <w:t>hold</w:t>
+      </w:r>
+      <w:proofErr w:type="spellEnd"/>
+    </w:p>
+    <w:p>
+      <w:pPr>
+        <w:ind w:firstLine="0"/>
+        <w:rPr>
+          <w:rFonts w:ascii="Courier New" w:hAnsi="Courier New" w:cs="Courier New"/>
+          <w:sz w:val="22"/>
+          <w:szCs w:val="22"/>
+        </w:rPr>
+      </w:pPr>
+      <w:r>
+        <w:rPr>
+          <w:rFonts w:ascii="Courier New" w:hAnsi="Courier New" w:cs="Courier New"/>
+          <w:sz w:val="22"/>
+          <w:szCs w:val="22"/>
+        </w:rPr>
+        <w:t>% коэффициенты НЦФ, начиная с 1-го,</w:t>
+      </w:r>
+    </w:p>
+    <w:p>
+      <w:pPr>
+        <w:ind w:firstLine="0"/>
+        <w:rPr>
+          <w:rFonts w:ascii="Courier New" w:hAnsi="Courier New" w:cs="Courier New"/>
+          <w:sz w:val="22"/>
+          <w:szCs w:val="22"/>
+        </w:rPr>
+      </w:pPr>
+      <w:proofErr w:type="spellStart"/>
+      <w:r>
+        <w:rPr>
+          <w:rFonts w:ascii="Courier New" w:hAnsi="Courier New" w:cs="Courier New"/>
+          <w:sz w:val="22"/>
+          <w:szCs w:val="22"/>
+        </w:rPr>
+        <w:t>plot</w:t>
+      </w:r>
+      <w:proofErr w:type="spellEnd"/>
+      <w:r>
+        <w:rPr>
+          <w:rFonts w:ascii="Courier New" w:hAnsi="Courier New" w:cs="Courier New"/>
+          <w:sz w:val="22"/>
+          <w:szCs w:val="22"/>
+        </w:rPr>
+        <w:t>(h,'--g','LineWidth',2); % в центре АКФ</w:t>
+      </w:r>
+    </w:p>
+    <w:p>
+      <w:pPr>
+        <w:ind w:firstLine="0"/>
+        <w:rPr>
+          <w:rFonts w:ascii="Courier New" w:hAnsi="Courier New" w:cs="Courier New"/>
+          <w:sz w:val="22"/>
+          <w:szCs w:val="22"/>
+        </w:rPr>
+      </w:pPr>
+      <w:proofErr w:type="spellStart"/>
+      <w:r>
+        <w:rPr>
+          <w:rFonts w:ascii="Courier New" w:hAnsi="Courier New" w:cs="Courier New"/>
+          <w:sz w:val="22"/>
+          <w:szCs w:val="22"/>
+        </w:rPr>
+        <w:lastRenderedPageBreak/>
+        <w:t>grid</w:t>
+      </w:r>
+      <w:proofErr w:type="spellEnd"/>
+      <w:r>
+        <w:rPr>
+          <w:rFonts w:ascii="Courier New" w:hAnsi="Courier New" w:cs="Courier New"/>
+          <w:sz w:val="22"/>
+          <w:szCs w:val="22"/>
+        </w:rPr>
+        <w:t xml:space="preserve"> </w:t>
+      </w:r>
+      <w:proofErr w:type="spellStart"/>
+      <w:r>
+        <w:rPr>
+          <w:rFonts w:ascii="Courier New" w:hAnsi="Courier New" w:cs="Courier New"/>
+          <w:sz w:val="22"/>
+          <w:szCs w:val="22"/>
+        </w:rPr>
+        <w:t>on</w:t>
+      </w:r>
+      <w:proofErr w:type="spellEnd"/>
+      <w:r>
+        <w:rPr>
+          <w:rFonts w:ascii="Courier New" w:hAnsi="Courier New" w:cs="Courier New"/>
+          <w:sz w:val="22"/>
+          <w:szCs w:val="22"/>
+        </w:rPr>
+        <w:t>;</w:t>
+      </w:r>
+    </w:p>
+    <w:p>
+      <w:pPr>
+        <w:ind w:firstLine="0"/>
+        <w:rPr>
+          <w:rFonts w:ascii="Courier New" w:hAnsi="Courier New" w:cs="Courier New"/>
+          <w:sz w:val="22"/>
+          <w:szCs w:val="22"/>
+        </w:rPr>
+      </w:pPr>
+    </w:p>
+    <w:p>
+      <w:pPr>
+        <w:ind w:firstLine="0"/>
+        <w:rPr>
+          <w:rFonts w:ascii="Courier New" w:hAnsi="Courier New" w:cs="Courier New"/>
+          <w:sz w:val="22"/>
+          <w:szCs w:val="22"/>
+        </w:rPr>
+      </w:pPr>
+      <w:r>
+        <w:rPr>
+          <w:rFonts w:ascii="Courier New" w:hAnsi="Courier New" w:cs="Courier New"/>
+          <w:sz w:val="22"/>
+          <w:szCs w:val="22"/>
+        </w:rPr>
+        <w:t>% среднее отклонение коэффициентов</w:t>
+      </w:r>
+    </w:p>
+    <w:p>
+      <w:pPr>
+        <w:ind w:firstLine="0"/>
+        <w:rPr>
+          <w:rFonts w:ascii="Courier New" w:hAnsi="Courier New" w:cs="Courier New"/>
+          <w:sz w:val="22"/>
+          <w:szCs w:val="22"/>
+        </w:rPr>
+      </w:pPr>
+      <w:proofErr w:type="spellStart"/>
+      <w:r>
+        <w:rPr>
+          <w:rFonts w:ascii="Courier New" w:hAnsi="Courier New" w:cs="Courier New"/>
+          <w:sz w:val="22"/>
+          <w:szCs w:val="22"/>
+        </w:rPr>
+        <w:t>otklon</w:t>
+      </w:r>
+      <w:proofErr w:type="spellEnd"/>
+      <w:r>
+        <w:rPr>
+          <w:rFonts w:ascii="Courier New" w:hAnsi="Courier New" w:cs="Courier New"/>
+          <w:sz w:val="22"/>
+          <w:szCs w:val="22"/>
+        </w:rPr>
+        <w:t xml:space="preserve"> = </w:t>
+      </w:r>
+      <w:proofErr w:type="spellStart"/>
+      <w:r>
+        <w:rPr>
+          <w:rFonts w:ascii="Courier New" w:hAnsi="Courier New" w:cs="Courier New"/>
+          <w:sz w:val="22"/>
+          <w:szCs w:val="22"/>
+        </w:rPr>
+        <w:t>sum</w:t>
+      </w:r>
+      <w:proofErr w:type="spellEnd"/>
+      <w:r>
+        <w:rPr>
+          <w:rFonts w:ascii="Courier New" w:hAnsi="Courier New" w:cs="Courier New"/>
+          <w:sz w:val="22"/>
+          <w:szCs w:val="22"/>
+        </w:rPr>
+        <w:t>(</w:t>
+      </w:r>
+      <w:proofErr w:type="spellStart"/>
+      <w:r>
+        <w:rPr>
+          <w:rFonts w:ascii="Courier New" w:hAnsi="Courier New" w:cs="Courier New"/>
+          <w:sz w:val="22"/>
+          <w:szCs w:val="22"/>
+        </w:rPr>
+        <w:t>sum</w:t>
+      </w:r>
+      <w:proofErr w:type="spellEnd"/>
+      <w:r>
+        <w:rPr>
+          <w:rFonts w:ascii="Courier New" w:hAnsi="Courier New" w:cs="Courier New"/>
+          <w:sz w:val="22"/>
+          <w:szCs w:val="22"/>
+        </w:rPr>
+        <w:t>(</w:t>
+      </w:r>
+      <w:proofErr w:type="spellStart"/>
+      <w:r>
+        <w:rPr>
+          <w:rFonts w:ascii="Courier New" w:hAnsi="Courier New" w:cs="Courier New"/>
+          <w:sz w:val="22"/>
+          <w:szCs w:val="22"/>
+        </w:rPr>
+        <w:t>abs</w:t>
+      </w:r>
+      <w:proofErr w:type="spellEnd"/>
+      <w:r>
+        <w:rPr>
+          <w:rFonts w:ascii="Courier New" w:hAnsi="Courier New" w:cs="Courier New"/>
+          <w:sz w:val="22"/>
+          <w:szCs w:val="22"/>
+        </w:rPr>
+        <w:t>(</w:t>
+      </w:r>
+      <w:proofErr w:type="spellStart"/>
+      <w:r>
+        <w:rPr>
+          <w:rFonts w:ascii="Courier New" w:hAnsi="Courier New" w:cs="Courier New"/>
+          <w:sz w:val="22"/>
+          <w:szCs w:val="22"/>
+        </w:rPr>
+        <w:t>c_akf</w:t>
+      </w:r>
+      <w:proofErr w:type="spellEnd"/>
+      <w:r>
+        <w:rPr>
+          <w:rFonts w:ascii="Courier New" w:hAnsi="Courier New" w:cs="Courier New"/>
+          <w:sz w:val="22"/>
+          <w:szCs w:val="22"/>
+        </w:rPr>
+        <w:t>(m_akf+1:2*</w:t>
+      </w:r>
+      <w:proofErr w:type="spellStart"/>
+      <w:r>
+        <w:rPr>
+          <w:rFonts w:ascii="Courier New" w:hAnsi="Courier New" w:cs="Courier New"/>
+          <w:sz w:val="22"/>
+          <w:szCs w:val="22"/>
+        </w:rPr>
+        <w:t>m_akf</w:t>
+      </w:r>
+      <w:proofErr w:type="spellEnd"/>
+      <w:r>
+        <w:rPr>
+          <w:rFonts w:ascii="Courier New" w:hAnsi="Courier New" w:cs="Courier New"/>
+          <w:sz w:val="22"/>
+          <w:szCs w:val="22"/>
+        </w:rPr>
+        <w:t xml:space="preserve">) - </w:t>
+      </w:r>
+      <w:proofErr w:type="spellStart"/>
+      <w:r>
+        <w:rPr>
+          <w:rFonts w:ascii="Courier New" w:hAnsi="Courier New" w:cs="Courier New"/>
+          <w:sz w:val="22"/>
+          <w:szCs w:val="22"/>
+        </w:rPr>
+        <w:t>h_padded</w:t>
+      </w:r>
+      <w:proofErr w:type="spellEnd"/>
+      <w:r>
+        <w:rPr>
+          <w:rFonts w:ascii="Courier New" w:hAnsi="Courier New" w:cs="Courier New"/>
+          <w:sz w:val="22"/>
+          <w:szCs w:val="22"/>
+        </w:rPr>
+        <w:t>))/</w:t>
+      </w:r>
+      <w:proofErr w:type="spellStart"/>
+      <w:r>
+        <w:rPr>
+          <w:rFonts w:ascii="Courier New" w:hAnsi="Courier New" w:cs="Courier New"/>
+          <w:sz w:val="22"/>
+          <w:szCs w:val="22"/>
+        </w:rPr>
+        <w:t>m_akf</w:t>
+      </w:r>
+      <w:proofErr w:type="spellEnd"/>
+      <w:r>
+        <w:rPr>
+          <w:rFonts w:ascii="Courier New" w:hAnsi="Courier New" w:cs="Courier New"/>
+          <w:sz w:val="22"/>
+          <w:szCs w:val="22"/>
+        </w:rPr>
+        <w:t>)</w:t>
+      </w:r>
+    </w:p>
+    <w:p>
+      <w:pPr>
+        <w:ind w:firstLine="0"/>
+        <w:rPr>
+          <w:rFonts w:ascii="Courier New" w:hAnsi="Courier New" w:cs="Courier New"/>
+          <w:sz w:val="22"/>
+          <w:szCs w:val="22"/>
+        </w:rPr>
+      </w:pPr>
+    </w:p>
+    <w:p>
+      <w:pPr>
+        <w:ind w:firstLine="0"/>
+        <w:rPr>
+          <w:rFonts w:ascii="Courier New" w:hAnsi="Courier New" w:cs="Courier New"/>
+          <w:sz w:val="22"/>
+          <w:szCs w:val="22"/>
+        </w:rPr>
+      </w:pPr>
+      <w:r>
+        <w:rPr>
+          <w:rFonts w:ascii="Courier New" w:hAnsi="Courier New" w:cs="Courier New"/>
+          <w:sz w:val="22"/>
+          <w:szCs w:val="22"/>
+        </w:rPr>
+        <w:t>%% -------- НАХОЖДЕНИЕ СПЕКТРА БЕЛОГО ШУМА -------- %%</w:t>
+      </w:r>
+    </w:p>
+    <w:p>
+      <w:pPr>
+        <w:ind w:firstLine="0"/>
+        <w:rPr>
+          <w:rFonts w:ascii="Courier New" w:hAnsi="Courier New" w:cs="Courier New"/>
+          <w:sz w:val="22"/>
+          <w:szCs w:val="22"/>
+        </w:rPr>
+      </w:pPr>
+      <w:proofErr w:type="spellStart"/>
+      <w:r>
+        <w:rPr>
+          <w:rFonts w:ascii="Courier New" w:hAnsi="Courier New" w:cs="Courier New"/>
+          <w:sz w:val="22"/>
+          <w:szCs w:val="22"/>
+        </w:rPr>
+        <w:t>f_s</w:t>
+      </w:r>
+      <w:proofErr w:type="spellEnd"/>
+      <w:r>
+        <w:rPr>
+          <w:rFonts w:ascii="Courier New" w:hAnsi="Courier New" w:cs="Courier New"/>
+          <w:sz w:val="22"/>
+          <w:szCs w:val="22"/>
+        </w:rPr>
+        <w:t xml:space="preserve"> = 1.0/T; % частота Котельникова-Найквиста</w:t>
+      </w:r>
+    </w:p>
+    <w:p>
+      <w:pPr>
+        <w:ind w:firstLine="0"/>
+        <w:rPr>
+          <w:rFonts w:ascii="Courier New" w:hAnsi="Courier New" w:cs="Courier New"/>
+          <w:sz w:val="22"/>
+          <w:szCs w:val="22"/>
+        </w:rPr>
+      </w:pPr>
+      <w:proofErr w:type="spellStart"/>
+      <w:r>
+        <w:rPr>
+          <w:rFonts w:ascii="Courier New" w:hAnsi="Courier New" w:cs="Courier New"/>
+          <w:sz w:val="22"/>
+          <w:szCs w:val="22"/>
+        </w:rPr>
+        <w:t>delta_f</w:t>
+      </w:r>
+      <w:proofErr w:type="spellEnd"/>
+      <w:r>
+        <w:rPr>
+          <w:rFonts w:ascii="Courier New" w:hAnsi="Courier New" w:cs="Courier New"/>
+          <w:sz w:val="22"/>
+          <w:szCs w:val="22"/>
+        </w:rPr>
+        <w:t>=</w:t>
+      </w:r>
+      <w:proofErr w:type="spellStart"/>
+      <w:r>
+        <w:rPr>
+          <w:rFonts w:ascii="Courier New" w:hAnsi="Courier New" w:cs="Courier New"/>
+          <w:sz w:val="22"/>
+          <w:szCs w:val="22"/>
+        </w:rPr>
+        <w:t>f_s</w:t>
+      </w:r>
+      <w:proofErr w:type="spellEnd"/>
+      <w:r>
+        <w:rPr>
+          <w:rFonts w:ascii="Courier New" w:hAnsi="Courier New" w:cs="Courier New"/>
+          <w:sz w:val="22"/>
+          <w:szCs w:val="22"/>
+        </w:rPr>
+        <w:t>/(n_soob-1); % шаг по цифровой частоте</w:t>
+      </w:r>
+    </w:p>
+    <w:p>
+      <w:pPr>
+        <w:ind w:firstLine="0"/>
+        <w:rPr>
+          <w:rFonts w:ascii="Courier New" w:hAnsi="Courier New" w:cs="Courier New"/>
+          <w:sz w:val="22"/>
+          <w:szCs w:val="22"/>
+        </w:rPr>
+      </w:pPr>
+      <w:r>
+        <w:rPr>
+          <w:rFonts w:ascii="Courier New" w:hAnsi="Courier New" w:cs="Courier New"/>
+          <w:sz w:val="22"/>
+          <w:szCs w:val="22"/>
+        </w:rPr>
+        <w:t>% вектор частот для асимметричной картинки</w:t>
+      </w:r>
+    </w:p>
+    <w:p>
+      <w:pPr>
+        <w:ind w:firstLine="0"/>
+        <w:rPr>
+          <w:rFonts w:ascii="Courier New" w:hAnsi="Courier New" w:cs="Courier New"/>
+          <w:sz w:val="22"/>
+          <w:szCs w:val="22"/>
+        </w:rPr>
+      </w:pPr>
+      <w:proofErr w:type="spellStart"/>
+      <w:r>
+        <w:rPr>
+          <w:rFonts w:ascii="Courier New" w:hAnsi="Courier New" w:cs="Courier New"/>
+          <w:sz w:val="22"/>
+          <w:szCs w:val="22"/>
+        </w:rPr>
+        <w:t>f_asi</w:t>
+      </w:r>
+      <w:proofErr w:type="spellEnd"/>
+      <w:r>
+        <w:rPr>
+          <w:rFonts w:ascii="Courier New" w:hAnsi="Courier New" w:cs="Courier New"/>
+          <w:sz w:val="22"/>
+          <w:szCs w:val="22"/>
+        </w:rPr>
+        <w:t xml:space="preserve"> = [0.0:delta_f:f_s];</w:t>
+      </w:r>
+    </w:p>
+    <w:p>
+      <w:pPr>
+        <w:ind w:firstLine="0"/>
+        <w:rPr>
+          <w:rFonts w:ascii="Courier New" w:hAnsi="Courier New" w:cs="Courier New"/>
+          <w:sz w:val="22"/>
+          <w:szCs w:val="22"/>
+        </w:rPr>
+      </w:pPr>
+      <w:r>
+        <w:rPr>
+          <w:rFonts w:ascii="Courier New" w:hAnsi="Courier New" w:cs="Courier New"/>
+          <w:sz w:val="22"/>
+          <w:szCs w:val="22"/>
+        </w:rPr>
+        <w:t>% вектор частот для симметричной картинки</w:t>
+      </w:r>
+    </w:p>
+    <w:p>
+      <w:pPr>
+        <w:ind w:firstLine="0"/>
+        <w:rPr>
+          <w:rFonts w:ascii="Courier New" w:hAnsi="Courier New" w:cs="Courier New"/>
+          <w:sz w:val="22"/>
+          <w:szCs w:val="22"/>
+        </w:rPr>
+      </w:pPr>
+      <w:proofErr w:type="spellStart"/>
+      <w:r>
+        <w:rPr>
+          <w:rFonts w:ascii="Courier New" w:hAnsi="Courier New" w:cs="Courier New"/>
+          <w:sz w:val="22"/>
+          <w:szCs w:val="22"/>
+        </w:rPr>
+        <w:t>f_sim</w:t>
+      </w:r>
+      <w:proofErr w:type="spellEnd"/>
+      <w:r>
+        <w:rPr>
+          <w:rFonts w:ascii="Courier New" w:hAnsi="Courier New" w:cs="Courier New"/>
+          <w:sz w:val="22"/>
+          <w:szCs w:val="22"/>
+        </w:rPr>
+        <w:t xml:space="preserve"> = [-0.5*f_s:delta_f:0.5*</w:t>
+      </w:r>
+      <w:proofErr w:type="spellStart"/>
+      <w:r>
+        <w:rPr>
+          <w:rFonts w:ascii="Courier New" w:hAnsi="Courier New" w:cs="Courier New"/>
+          <w:sz w:val="22"/>
+          <w:szCs w:val="22"/>
+        </w:rPr>
+        <w:t>f_s</w:t>
+      </w:r>
+      <w:proofErr w:type="spellEnd"/>
+      <w:r>
+        <w:rPr>
+          <w:rFonts w:ascii="Courier New" w:hAnsi="Courier New" w:cs="Courier New"/>
+          <w:sz w:val="22"/>
+          <w:szCs w:val="22"/>
+        </w:rPr>
+        <w:t>];</w:t>
+      </w:r>
+    </w:p>
+    <w:p>
+      <w:pPr>
+        <w:ind w:firstLine="0"/>
+        <w:rPr>
+          <w:rFonts w:ascii="Courier New" w:hAnsi="Courier New" w:cs="Courier New"/>
+          <w:sz w:val="22"/>
+          <w:szCs w:val="22"/>
+        </w:rPr>
+      </w:pPr>
+      <w:proofErr w:type="spellStart"/>
+      <w:r>
+        <w:rPr>
+          <w:rFonts w:ascii="Courier New" w:hAnsi="Courier New" w:cs="Courier New"/>
+          <w:sz w:val="22"/>
+          <w:szCs w:val="22"/>
+        </w:rPr>
+        <w:t>s_asi</w:t>
+      </w:r>
+      <w:proofErr w:type="spellEnd"/>
+      <w:r>
+        <w:rPr>
+          <w:rFonts w:ascii="Courier New" w:hAnsi="Courier New" w:cs="Courier New"/>
+          <w:sz w:val="22"/>
+          <w:szCs w:val="22"/>
+        </w:rPr>
+        <w:t>=</w:t>
+      </w:r>
+      <w:proofErr w:type="spellStart"/>
+      <w:r>
+        <w:rPr>
+          <w:rFonts w:ascii="Courier New" w:hAnsi="Courier New" w:cs="Courier New"/>
+          <w:sz w:val="22"/>
+          <w:szCs w:val="22"/>
+        </w:rPr>
+        <w:t>fft</w:t>
+      </w:r>
+      <w:proofErr w:type="spellEnd"/>
+      <w:r>
+        <w:rPr>
+          <w:rFonts w:ascii="Courier New" w:hAnsi="Courier New" w:cs="Courier New"/>
+          <w:sz w:val="22"/>
+          <w:szCs w:val="22"/>
+        </w:rPr>
+        <w:t>(</w:t>
+      </w:r>
+      <w:proofErr w:type="spellStart"/>
+      <w:r>
+        <w:rPr>
+          <w:rFonts w:ascii="Courier New" w:hAnsi="Courier New" w:cs="Courier New"/>
+          <w:sz w:val="22"/>
+          <w:szCs w:val="22"/>
+        </w:rPr>
+        <w:t>model</w:t>
+      </w:r>
+      <w:proofErr w:type="spellEnd"/>
+      <w:r>
+        <w:rPr>
+          <w:rFonts w:ascii="Courier New" w:hAnsi="Courier New" w:cs="Courier New"/>
+          <w:sz w:val="22"/>
+          <w:szCs w:val="22"/>
+        </w:rPr>
+        <w:t>); % вычисление БПФ</w:t>
+      </w:r>
+    </w:p>
+    <w:p>
+      <w:pPr>
+        <w:ind w:firstLine="0"/>
+        <w:rPr>
+          <w:rFonts w:ascii="Courier New" w:hAnsi="Courier New" w:cs="Courier New"/>
+          <w:sz w:val="22"/>
+          <w:szCs w:val="22"/>
+        </w:rPr>
+      </w:pPr>
+      <w:proofErr w:type="spellStart"/>
+      <w:r>
+        <w:rPr>
+          <w:rFonts w:ascii="Courier New" w:hAnsi="Courier New" w:cs="Courier New"/>
+          <w:sz w:val="22"/>
+          <w:szCs w:val="22"/>
+        </w:rPr>
+        <w:t>s_sim</w:t>
+      </w:r>
+      <w:proofErr w:type="spellEnd"/>
+      <w:r>
+        <w:rPr>
+          <w:rFonts w:ascii="Courier New" w:hAnsi="Courier New" w:cs="Courier New"/>
+          <w:sz w:val="22"/>
+          <w:szCs w:val="22"/>
+        </w:rPr>
+        <w:t>=</w:t>
+      </w:r>
+      <w:proofErr w:type="spellStart"/>
+      <w:r>
+        <w:rPr>
+          <w:rFonts w:ascii="Courier New" w:hAnsi="Courier New" w:cs="Courier New"/>
+          <w:sz w:val="22"/>
+          <w:szCs w:val="22"/>
+        </w:rPr>
+        <w:t>fftshift</w:t>
+      </w:r>
+      <w:proofErr w:type="spellEnd"/>
+      <w:r>
+        <w:rPr>
+          <w:rFonts w:ascii="Courier New" w:hAnsi="Courier New" w:cs="Courier New"/>
+          <w:sz w:val="22"/>
+          <w:szCs w:val="22"/>
+        </w:rPr>
+        <w:t>(</w:t>
+      </w:r>
+      <w:proofErr w:type="spellStart"/>
+      <w:r>
+        <w:rPr>
+          <w:rFonts w:ascii="Courier New" w:hAnsi="Courier New" w:cs="Courier New"/>
+          <w:sz w:val="22"/>
+          <w:szCs w:val="22"/>
+        </w:rPr>
+        <w:t>s_asi</w:t>
+      </w:r>
+      <w:proofErr w:type="spellEnd"/>
+      <w:r>
+        <w:rPr>
+          <w:rFonts w:ascii="Courier New" w:hAnsi="Courier New" w:cs="Courier New"/>
+          <w:sz w:val="22"/>
+          <w:szCs w:val="22"/>
+        </w:rPr>
+        <w:t>); % трансформация для симметрии</w:t>
+      </w:r>
+    </w:p>
+    <w:p>
+      <w:pPr>
+        <w:ind w:firstLine="0"/>
+        <w:rPr>
+          <w:rFonts w:ascii="Courier New" w:hAnsi="Courier New" w:cs="Courier New"/>
+          <w:sz w:val="22"/>
+          <w:szCs w:val="22"/>
+        </w:rPr>
+      </w:pPr>
+    </w:p>
+    <w:p>
+      <w:pPr>
+        <w:ind w:firstLine="0"/>
+        <w:rPr>
+          <w:rFonts w:ascii="Courier New" w:hAnsi="Courier New" w:cs="Courier New"/>
+          <w:sz w:val="22"/>
+          <w:szCs w:val="22"/>
+        </w:rPr>
+      </w:pPr>
+      <w:r>
+        <w:rPr>
+          <w:rFonts w:ascii="Courier New" w:hAnsi="Courier New" w:cs="Courier New"/>
+          <w:sz w:val="22"/>
+          <w:szCs w:val="22"/>
+        </w:rPr>
+        <w:t>%% -------- ВИЗУАЛИЗАЦИЯ РЕЗУЛЬТАТА -------- %%</w:t>
+      </w:r>
+    </w:p>
+    <w:p>
+      <w:pPr>
+        <w:ind w:firstLine="0"/>
+        <w:rPr>
+          <w:rFonts w:ascii="Courier New" w:hAnsi="Courier New" w:cs="Courier New"/>
+          <w:sz w:val="22"/>
+          <w:szCs w:val="22"/>
+        </w:rPr>
+      </w:pPr>
+      <w:proofErr w:type="spellStart"/>
+      <w:r>
+        <w:rPr>
+          <w:rFonts w:ascii="Courier New" w:hAnsi="Courier New" w:cs="Courier New"/>
+          <w:sz w:val="22"/>
+          <w:szCs w:val="22"/>
+        </w:rPr>
+        <w:t>figure</w:t>
+      </w:r>
+      <w:proofErr w:type="spellEnd"/>
+      <w:r>
+        <w:rPr>
+          <w:rFonts w:ascii="Courier New" w:hAnsi="Courier New" w:cs="Courier New"/>
+          <w:sz w:val="22"/>
+          <w:szCs w:val="22"/>
+        </w:rPr>
+        <w:t xml:space="preserve"> % выводятся модули спектров</w:t>
+      </w:r>
+    </w:p>
+    <w:p>
+      <w:pPr>
+        <w:ind w:firstLine="0"/>
+        <w:rPr>
+          <w:rFonts w:ascii="Courier New" w:hAnsi="Courier New" w:cs="Courier New"/>
+          <w:sz w:val="22"/>
+          <w:szCs w:val="22"/>
+        </w:rPr>
+      </w:pPr>
+      <w:proofErr w:type="spellStart"/>
+      <w:r>
+        <w:rPr>
+          <w:rFonts w:ascii="Courier New" w:hAnsi="Courier New" w:cs="Courier New"/>
+          <w:sz w:val="22"/>
+          <w:szCs w:val="22"/>
+        </w:rPr>
+        <w:t>subplot</w:t>
+      </w:r>
+      <w:proofErr w:type="spellEnd"/>
+      <w:r>
+        <w:rPr>
+          <w:rFonts w:ascii="Courier New" w:hAnsi="Courier New" w:cs="Courier New"/>
+          <w:sz w:val="22"/>
+          <w:szCs w:val="22"/>
+        </w:rPr>
+        <w:t>(2, 1, 1);</w:t>
+      </w:r>
+    </w:p>
+    <w:p>
+      <w:pPr>
+        <w:ind w:firstLine="0"/>
+        <w:rPr>
+          <w:rFonts w:ascii="Courier New" w:hAnsi="Courier New" w:cs="Courier New"/>
+          <w:sz w:val="22"/>
+          <w:szCs w:val="22"/>
+        </w:rPr>
+      </w:pPr>
+      <w:proofErr w:type="spellStart"/>
+      <w:r>
+        <w:rPr>
+          <w:rFonts w:ascii="Courier New" w:hAnsi="Courier New" w:cs="Courier New"/>
+          <w:sz w:val="22"/>
+          <w:szCs w:val="22"/>
+        </w:rPr>
+        <w:t>stem</w:t>
+      </w:r>
+      <w:proofErr w:type="spellEnd"/>
+      <w:r>
+        <w:rPr>
+          <w:rFonts w:ascii="Courier New" w:hAnsi="Courier New" w:cs="Courier New"/>
+          <w:sz w:val="22"/>
+          <w:szCs w:val="22"/>
+        </w:rPr>
+        <w:t>(</w:t>
+      </w:r>
+      <w:proofErr w:type="spellStart"/>
+      <w:r>
+        <w:rPr>
+          <w:rFonts w:ascii="Courier New" w:hAnsi="Courier New" w:cs="Courier New"/>
+          <w:sz w:val="22"/>
+          <w:szCs w:val="22"/>
+        </w:rPr>
+        <w:t>f_asi</w:t>
+      </w:r>
+      <w:proofErr w:type="spellEnd"/>
+      <w:r>
+        <w:rPr>
+          <w:rFonts w:ascii="Courier New" w:hAnsi="Courier New" w:cs="Courier New"/>
+          <w:sz w:val="22"/>
+          <w:szCs w:val="22"/>
+        </w:rPr>
+        <w:t xml:space="preserve">(1:25), </w:t>
+      </w:r>
+      <w:proofErr w:type="spellStart"/>
+      <w:r>
+        <w:rPr>
+          <w:rFonts w:ascii="Courier New" w:hAnsi="Courier New" w:cs="Courier New"/>
+          <w:sz w:val="22"/>
+          <w:szCs w:val="22"/>
+        </w:rPr>
+        <w:t>abs</w:t>
+      </w:r>
+      <w:proofErr w:type="spellEnd"/>
+      <w:r>
+        <w:rPr>
+          <w:rFonts w:ascii="Courier New" w:hAnsi="Courier New" w:cs="Courier New"/>
+          <w:sz w:val="22"/>
+          <w:szCs w:val="22"/>
+        </w:rPr>
+        <w:t>(</w:t>
+      </w:r>
+      <w:proofErr w:type="spellStart"/>
+      <w:r>
+        <w:rPr>
+          <w:rFonts w:ascii="Courier New" w:hAnsi="Courier New" w:cs="Courier New"/>
+          <w:sz w:val="22"/>
+          <w:szCs w:val="22"/>
+        </w:rPr>
+        <w:t>s_asi</w:t>
+      </w:r>
+      <w:proofErr w:type="spellEnd"/>
+      <w:r>
+        <w:rPr>
+          <w:rFonts w:ascii="Courier New" w:hAnsi="Courier New" w:cs="Courier New"/>
+          <w:sz w:val="22"/>
+          <w:szCs w:val="22"/>
+        </w:rPr>
+        <w:t>(1:25)), '-k', '</w:t>
+      </w:r>
+      <w:proofErr w:type="spellStart"/>
+      <w:r>
+        <w:rPr>
+          <w:rFonts w:ascii="Courier New" w:hAnsi="Courier New" w:cs="Courier New"/>
+          <w:sz w:val="22"/>
+          <w:szCs w:val="22"/>
+        </w:rPr>
+        <w:t>LineWidth</w:t>
+      </w:r>
+      <w:proofErr w:type="spellEnd"/>
+      <w:r>
+        <w:rPr>
+          <w:rFonts w:ascii="Courier New" w:hAnsi="Courier New" w:cs="Courier New"/>
+          <w:sz w:val="22"/>
+          <w:szCs w:val="22"/>
+        </w:rPr>
+        <w:t>', 2, Color="</w:t>
+      </w:r>
+      <w:proofErr w:type="spellStart"/>
+      <w:r>
+        <w:rPr>
+          <w:rFonts w:ascii="Courier New" w:hAnsi="Courier New" w:cs="Courier New"/>
+          <w:sz w:val="22"/>
+          <w:szCs w:val="22"/>
+        </w:rPr>
+        <w:t>blue</w:t>
+      </w:r>
+      <w:proofErr w:type="spellEnd"/>
+      <w:r>
+        <w:rPr>
+          <w:rFonts w:ascii="Courier New" w:hAnsi="Courier New" w:cs="Courier New"/>
+          <w:sz w:val="22"/>
+          <w:szCs w:val="22"/>
+        </w:rPr>
+        <w:t>");</w:t>
+      </w:r>
+    </w:p>
+    <w:p>
+      <w:pPr>
+        <w:ind w:firstLine="0"/>
+        <w:rPr>
+          <w:rFonts w:ascii="Courier New" w:hAnsi="Courier New" w:cs="Courier New"/>
+          <w:sz w:val="22"/>
+          <w:szCs w:val="22"/>
+        </w:rPr>
+      </w:pPr>
+      <w:proofErr w:type="spellStart"/>
+      <w:r>
+        <w:rPr>
+          <w:rFonts w:ascii="Courier New" w:hAnsi="Courier New" w:cs="Courier New"/>
+          <w:sz w:val="22"/>
+          <w:szCs w:val="22"/>
+        </w:rPr>
+        <w:t>grid</w:t>
+      </w:r>
+      <w:proofErr w:type="spellEnd"/>
+      <w:r>
+        <w:rPr>
+          <w:rFonts w:ascii="Courier New" w:hAnsi="Courier New" w:cs="Courier New"/>
+          <w:sz w:val="22"/>
+          <w:szCs w:val="22"/>
+        </w:rPr>
+        <w:t xml:space="preserve"> </w:t>
+      </w:r>
+      <w:proofErr w:type="spellStart"/>
+      <w:r>
+        <w:rPr>
+          <w:rFonts w:ascii="Courier New" w:hAnsi="Courier New" w:cs="Courier New"/>
+          <w:sz w:val="22"/>
+          <w:szCs w:val="22"/>
+        </w:rPr>
+        <w:t>on</w:t>
+      </w:r>
+      <w:proofErr w:type="spellEnd"/>
+      <w:r>
+        <w:rPr>
+          <w:rFonts w:ascii="Courier New" w:hAnsi="Courier New" w:cs="Courier New"/>
+          <w:sz w:val="22"/>
+          <w:szCs w:val="22"/>
+        </w:rPr>
+        <w:t>;</w:t>
+      </w:r>
+    </w:p>
+    <w:p>
+      <w:pPr>
+        <w:ind w:firstLine="0"/>
+        <w:rPr>
+          <w:rFonts w:ascii="Courier New" w:hAnsi="Courier New" w:cs="Courier New"/>
+          <w:sz w:val="22"/>
+          <w:szCs w:val="22"/>
+        </w:rPr>
+      </w:pPr>
+      <w:proofErr w:type="spellStart"/>
+      <w:r>
+        <w:rPr>
+          <w:rFonts w:ascii="Courier New" w:hAnsi="Courier New" w:cs="Courier New"/>
+          <w:sz w:val="22"/>
+          <w:szCs w:val="22"/>
+        </w:rPr>
+        <w:t>title</w:t>
+      </w:r>
+      <w:proofErr w:type="spellEnd"/>
+      <w:r>
+        <w:rPr>
+          <w:rFonts w:ascii="Courier New" w:hAnsi="Courier New" w:cs="Courier New"/>
+          <w:sz w:val="22"/>
+          <w:szCs w:val="22"/>
+        </w:rPr>
+        <w:t>('</w:t>
+      </w:r>
+      <w:proofErr w:type="spellStart"/>
+      <w:r>
+        <w:rPr>
+          <w:rFonts w:ascii="Courier New" w:hAnsi="Courier New" w:cs="Courier New"/>
+          <w:sz w:val="22"/>
+          <w:szCs w:val="22"/>
+        </w:rPr>
+        <w:t>Furie</w:t>
+      </w:r>
+      <w:proofErr w:type="spellEnd"/>
+      <w:r>
+        <w:rPr>
+          <w:rFonts w:ascii="Courier New" w:hAnsi="Courier New" w:cs="Courier New"/>
+          <w:sz w:val="22"/>
+          <w:szCs w:val="22"/>
+        </w:rPr>
+        <w:t xml:space="preserve"> </w:t>
+      </w:r>
+      <w:proofErr w:type="spellStart"/>
+      <w:r>
+        <w:rPr>
+          <w:rFonts w:ascii="Courier New" w:hAnsi="Courier New" w:cs="Courier New"/>
+          <w:sz w:val="22"/>
+          <w:szCs w:val="22"/>
+        </w:rPr>
+        <w:t>Transform</w:t>
+      </w:r>
+      <w:proofErr w:type="spellEnd"/>
+      <w:r>
+        <w:rPr>
+          <w:rFonts w:ascii="Courier New" w:hAnsi="Courier New" w:cs="Courier New"/>
+          <w:sz w:val="22"/>
+          <w:szCs w:val="22"/>
+        </w:rPr>
+        <w:t xml:space="preserve"> </w:t>
+      </w:r>
+      <w:proofErr w:type="spellStart"/>
+      <w:r>
+        <w:rPr>
+          <w:rFonts w:ascii="Courier New" w:hAnsi="Courier New" w:cs="Courier New"/>
+          <w:sz w:val="22"/>
+          <w:szCs w:val="22"/>
+        </w:rPr>
+        <w:t>Asimetrical</w:t>
+      </w:r>
+      <w:proofErr w:type="spellEnd"/>
+      <w:r>
+        <w:rPr>
+          <w:rFonts w:ascii="Courier New" w:hAnsi="Courier New" w:cs="Courier New"/>
+          <w:sz w:val="22"/>
+          <w:szCs w:val="22"/>
+        </w:rPr>
+        <w:t>');</w:t>
+      </w:r>
+    </w:p>
+    <w:p>
+      <w:pPr>
+        <w:ind w:firstLine="0"/>
+        <w:rPr>
+          <w:rFonts w:ascii="Courier New" w:hAnsi="Courier New" w:cs="Courier New"/>
+          <w:sz w:val="22"/>
+          <w:szCs w:val="22"/>
+        </w:rPr>
+      </w:pPr>
+      <w:proofErr w:type="spellStart"/>
+      <w:r>
+        <w:rPr>
+          <w:rFonts w:ascii="Courier New" w:hAnsi="Courier New" w:cs="Courier New"/>
+          <w:sz w:val="22"/>
+          <w:szCs w:val="22"/>
+        </w:rPr>
+        <w:t>subplot</w:t>
+      </w:r>
+      <w:proofErr w:type="spellEnd"/>
+      <w:r>
+        <w:rPr>
+          <w:rFonts w:ascii="Courier New" w:hAnsi="Courier New" w:cs="Courier New"/>
+          <w:sz w:val="22"/>
+          <w:szCs w:val="22"/>
+        </w:rPr>
+        <w:t>(2, 1, 2);</w:t>
+      </w:r>
+    </w:p>
+    <w:p>
+      <w:pPr>
+        <w:ind w:firstLine="0"/>
+        <w:rPr>
+          <w:rFonts w:ascii="Courier New" w:hAnsi="Courier New" w:cs="Courier New"/>
+          <w:sz w:val="22"/>
+          <w:szCs w:val="22"/>
+        </w:rPr>
+      </w:pPr>
+      <w:proofErr w:type="spellStart"/>
+      <w:r>
+        <w:rPr>
+          <w:rFonts w:ascii="Courier New" w:hAnsi="Courier New" w:cs="Courier New"/>
+          <w:sz w:val="22"/>
+          <w:szCs w:val="22"/>
+        </w:rPr>
+        <w:t>stem</w:t>
+      </w:r>
+      <w:proofErr w:type="spellEnd"/>
+      <w:r>
+        <w:rPr>
+          <w:rFonts w:ascii="Courier New" w:hAnsi="Courier New" w:cs="Courier New"/>
+          <w:sz w:val="22"/>
+          <w:szCs w:val="22"/>
+        </w:rPr>
+        <w:t>(</w:t>
+      </w:r>
+      <w:proofErr w:type="spellStart"/>
+      <w:r>
+        <w:rPr>
+          <w:rFonts w:ascii="Courier New" w:hAnsi="Courier New" w:cs="Courier New"/>
+          <w:sz w:val="22"/>
+          <w:szCs w:val="22"/>
+        </w:rPr>
+        <w:t>f_sim</w:t>
+      </w:r>
+      <w:proofErr w:type="spellEnd"/>
+      <w:r>
+        <w:rPr>
+          <w:rFonts w:ascii="Courier New" w:hAnsi="Courier New" w:cs="Courier New"/>
+          <w:sz w:val="22"/>
+          <w:szCs w:val="22"/>
+        </w:rPr>
+        <w:t xml:space="preserve">(2023:2073), </w:t>
+      </w:r>
+      <w:proofErr w:type="spellStart"/>
+      <w:r>
+        <w:rPr>
+          <w:rFonts w:ascii="Courier New" w:hAnsi="Courier New" w:cs="Courier New"/>
+          <w:sz w:val="22"/>
+          <w:szCs w:val="22"/>
+        </w:rPr>
+        <w:t>abs</w:t>
+      </w:r>
+      <w:proofErr w:type="spellEnd"/>
+      <w:r>
+        <w:rPr>
+          <w:rFonts w:ascii="Courier New" w:hAnsi="Courier New" w:cs="Courier New"/>
+          <w:sz w:val="22"/>
+          <w:szCs w:val="22"/>
+        </w:rPr>
+        <w:t>(</w:t>
+      </w:r>
+      <w:proofErr w:type="spellStart"/>
+      <w:r>
+        <w:rPr>
+          <w:rFonts w:ascii="Courier New" w:hAnsi="Courier New" w:cs="Courier New"/>
+          <w:sz w:val="22"/>
+          <w:szCs w:val="22"/>
+        </w:rPr>
+        <w:t>s_sim</w:t>
+      </w:r>
+      <w:proofErr w:type="spellEnd"/>
+      <w:r>
+        <w:rPr>
+          <w:rFonts w:ascii="Courier New" w:hAnsi="Courier New" w:cs="Courier New"/>
+          <w:sz w:val="22"/>
+          <w:szCs w:val="22"/>
+        </w:rPr>
+        <w:t>(2023:2073)), '-k', '</w:t>
+      </w:r>
+      <w:proofErr w:type="spellStart"/>
+      <w:r>
+        <w:rPr>
+          <w:rFonts w:ascii="Courier New" w:hAnsi="Courier New" w:cs="Courier New"/>
+          <w:sz w:val="22"/>
+          <w:szCs w:val="22"/>
+        </w:rPr>
+        <w:t>LineWidth</w:t>
+      </w:r>
+      <w:proofErr w:type="spellEnd"/>
+      <w:r>
+        <w:rPr>
+          <w:rFonts w:ascii="Courier New" w:hAnsi="Courier New" w:cs="Courier New"/>
+          <w:sz w:val="22"/>
+          <w:szCs w:val="22"/>
+        </w:rPr>
+        <w:t>', 2, Color="</w:t>
+      </w:r>
+      <w:proofErr w:type="spellStart"/>
+      <w:r>
+        <w:rPr>
+          <w:rFonts w:ascii="Courier New" w:hAnsi="Courier New" w:cs="Courier New"/>
+          <w:sz w:val="22"/>
+          <w:szCs w:val="22"/>
+        </w:rPr>
+        <w:t>blue</w:t>
+      </w:r>
+      <w:proofErr w:type="spellEnd"/>
+      <w:r>
+        <w:rPr>
+          <w:rFonts w:ascii="Courier New" w:hAnsi="Courier New" w:cs="Courier New"/>
+          <w:sz w:val="22"/>
+          <w:szCs w:val="22"/>
+        </w:rPr>
+        <w:t>");</w:t>
+      </w:r>
+    </w:p>
+    <w:p>
+      <w:pPr>
+        <w:ind w:firstLine="0"/>
+        <w:rPr>
+          <w:rFonts w:ascii="Courier New" w:hAnsi="Courier New" w:cs="Courier New"/>
+          <w:sz w:val="22"/>
+          <w:szCs w:val="22"/>
+        </w:rPr>
+      </w:pPr>
+      <w:proofErr w:type="spellStart"/>
+      <w:r>
+        <w:rPr>
+          <w:rFonts w:ascii="Courier New" w:hAnsi="Courier New" w:cs="Courier New"/>
+          <w:sz w:val="22"/>
+          <w:szCs w:val="22"/>
+        </w:rPr>
+        <w:t>grid</w:t>
+      </w:r>
+      <w:proofErr w:type="spellEnd"/>
+      <w:r>
+        <w:rPr>
+          <w:rFonts w:ascii="Courier New" w:hAnsi="Courier New" w:cs="Courier New"/>
+          <w:sz w:val="22"/>
+          <w:szCs w:val="22"/>
+        </w:rPr>
+        <w:t xml:space="preserve"> </w:t>
+      </w:r>
+      <w:proofErr w:type="spellStart"/>
+      <w:r>
+        <w:rPr>
+          <w:rFonts w:ascii="Courier New" w:hAnsi="Courier New" w:cs="Courier New"/>
+          <w:sz w:val="22"/>
+          <w:szCs w:val="22"/>
+        </w:rPr>
+        <w:t>on</w:t>
+      </w:r>
+      <w:proofErr w:type="spellEnd"/>
+      <w:r>
+        <w:rPr>
+          <w:rFonts w:ascii="Courier New" w:hAnsi="Courier New" w:cs="Courier New"/>
+          <w:sz w:val="22"/>
+          <w:szCs w:val="22"/>
+        </w:rPr>
+        <w:t>;</w:t>
+      </w:r>
+    </w:p>
+    <w:p>
+      <w:pPr>
+        <w:ind w:firstLine="0"/>
+        <w:rPr>
+          <w:rFonts w:ascii="Courier New" w:hAnsi="Courier New" w:cs="Courier New"/>
+          <w:sz w:val="22"/>
+          <w:szCs w:val="22"/>
+        </w:rPr>
+      </w:pPr>
+      <w:proofErr w:type="spellStart"/>
+      <w:r>
+        <w:rPr>
+          <w:rFonts w:ascii="Courier New" w:hAnsi="Courier New" w:cs="Courier New"/>
+          <w:sz w:val="22"/>
+          <w:szCs w:val="22"/>
+        </w:rPr>
+        <w:t>title</w:t>
+      </w:r>
+      <w:proofErr w:type="spellEnd"/>
+      <w:r>
+        <w:rPr>
+          <w:rFonts w:ascii="Courier New" w:hAnsi="Courier New" w:cs="Courier New"/>
+          <w:sz w:val="22"/>
+          <w:szCs w:val="22"/>
+        </w:rPr>
+        <w:t>('</w:t>
+      </w:r>
+      <w:proofErr w:type="spellStart"/>
+      <w:r>
+        <w:rPr>
+          <w:rFonts w:ascii="Courier New" w:hAnsi="Courier New" w:cs="Courier New"/>
+          <w:sz w:val="22"/>
+          <w:szCs w:val="22"/>
+        </w:rPr>
+        <w:t>Furie</w:t>
+      </w:r>
+      <w:proofErr w:type="spellEnd"/>
+      <w:r>
+        <w:rPr>
+          <w:rFonts w:ascii="Courier New" w:hAnsi="Courier New" w:cs="Courier New"/>
+          <w:sz w:val="22"/>
+          <w:szCs w:val="22"/>
+        </w:rPr>
+        <w:t xml:space="preserve"> </w:t>
+      </w:r>
+      <w:proofErr w:type="spellStart"/>
+      <w:r>
+        <w:rPr>
+          <w:rFonts w:ascii="Courier New" w:hAnsi="Courier New" w:cs="Courier New"/>
+          <w:sz w:val="22"/>
+          <w:szCs w:val="22"/>
+        </w:rPr>
+        <w:t>Transform</w:t>
+      </w:r>
+      <w:proofErr w:type="spellEnd"/>
+      <w:r>
+        <w:rPr>
+          <w:rFonts w:ascii="Courier New" w:hAnsi="Courier New" w:cs="Courier New"/>
+          <w:sz w:val="22"/>
+          <w:szCs w:val="22"/>
+        </w:rPr>
+        <w:t xml:space="preserve"> </w:t>
+      </w:r>
+      <w:proofErr w:type="spellStart"/>
+      <w:r>
+        <w:rPr>
+          <w:rFonts w:ascii="Courier New" w:hAnsi="Courier New" w:cs="Courier New"/>
+          <w:sz w:val="22"/>
+          <w:szCs w:val="22"/>
+        </w:rPr>
+        <w:t>simetrical</w:t>
+      </w:r>
+      <w:proofErr w:type="spellEnd"/>
+      <w:r>
+        <w:rPr>
+          <w:rFonts w:ascii="Courier New" w:hAnsi="Courier New" w:cs="Courier New"/>
+          <w:sz w:val="22"/>
+          <w:szCs w:val="22"/>
+        </w:rPr>
+        <w:t>');</w:t>
+      </w:r>
+    </w:p>
+    <w:p>
+      <w:pPr>
+        <w:ind w:firstLine="0"/>
+        <w:rPr>
+          <w:rFonts w:ascii="Courier New" w:hAnsi="Courier New" w:cs="Courier New"/>
+          <w:sz w:val="22"/>
+          <w:szCs w:val="22"/>
+        </w:rPr>
+      </w:pPr>
+    </w:p>
+    <w:p>
+      <w:pPr>
+        <w:ind w:firstLine="0"/>
+        <w:rPr>
+          <w:rFonts w:ascii="Courier New" w:hAnsi="Courier New" w:cs="Courier New"/>
+          <w:sz w:val="22"/>
+          <w:szCs w:val="22"/>
+        </w:rPr>
+      </w:pPr>
+      <w:r>
+        <w:rPr>
+          <w:rFonts w:ascii="Courier New" w:hAnsi="Courier New" w:cs="Courier New"/>
+          <w:sz w:val="22"/>
+          <w:szCs w:val="22"/>
+        </w:rPr>
+        <w:t>%% -------- ПОСТРОЕНИЕ ДИСКРЕТНЫХ ФУНКЦИЙ ПСМ -------- %%</w:t>
+      </w:r>
+    </w:p>
+    <w:p>
+      <w:pPr>
+        <w:ind w:firstLine="0"/>
+        <w:rPr>
+          <w:rFonts w:ascii="Courier New" w:hAnsi="Courier New" w:cs="Courier New"/>
+          <w:sz w:val="22"/>
+          <w:szCs w:val="22"/>
+        </w:rPr>
+      </w:pPr>
+      <w:proofErr w:type="spellStart"/>
+      <w:r>
+        <w:rPr>
+          <w:rFonts w:ascii="Courier New" w:hAnsi="Courier New" w:cs="Courier New"/>
+          <w:sz w:val="22"/>
+          <w:szCs w:val="22"/>
+        </w:rPr>
+        <w:t>g_asi</w:t>
+      </w:r>
+      <w:proofErr w:type="spellEnd"/>
+      <w:r>
+        <w:rPr>
+          <w:rFonts w:ascii="Courier New" w:hAnsi="Courier New" w:cs="Courier New"/>
+          <w:sz w:val="22"/>
+          <w:szCs w:val="22"/>
+        </w:rPr>
+        <w:t>=</w:t>
+      </w:r>
+      <w:proofErr w:type="spellStart"/>
+      <w:r>
+        <w:rPr>
+          <w:rFonts w:ascii="Courier New" w:hAnsi="Courier New" w:cs="Courier New"/>
+          <w:sz w:val="22"/>
+          <w:szCs w:val="22"/>
+        </w:rPr>
+        <w:t>fft</w:t>
+      </w:r>
+      <w:proofErr w:type="spellEnd"/>
+      <w:r>
+        <w:rPr>
+          <w:rFonts w:ascii="Courier New" w:hAnsi="Courier New" w:cs="Courier New"/>
+          <w:sz w:val="22"/>
+          <w:szCs w:val="22"/>
+        </w:rPr>
+        <w:t>(</w:t>
+      </w:r>
+      <w:proofErr w:type="spellStart"/>
+      <w:r>
+        <w:rPr>
+          <w:rFonts w:ascii="Courier New" w:hAnsi="Courier New" w:cs="Courier New"/>
+          <w:sz w:val="22"/>
+          <w:szCs w:val="22"/>
+        </w:rPr>
+        <w:t>c_akf</w:t>
+      </w:r>
+      <w:proofErr w:type="spellEnd"/>
+      <w:r>
+        <w:rPr>
+          <w:rFonts w:ascii="Courier New" w:hAnsi="Courier New" w:cs="Courier New"/>
+          <w:sz w:val="22"/>
+          <w:szCs w:val="22"/>
+        </w:rPr>
+        <w:t>);</w:t>
+      </w:r>
+    </w:p>
+    <w:p>
+      <w:pPr>
+        <w:ind w:firstLine="0"/>
+        <w:rPr>
+          <w:rFonts w:ascii="Courier New" w:hAnsi="Courier New" w:cs="Courier New"/>
+          <w:sz w:val="22"/>
+          <w:szCs w:val="22"/>
+        </w:rPr>
+      </w:pPr>
+      <w:proofErr w:type="spellStart"/>
+      <w:r>
+        <w:rPr>
+          <w:rFonts w:ascii="Courier New" w:hAnsi="Courier New" w:cs="Courier New"/>
+          <w:sz w:val="22"/>
+          <w:szCs w:val="22"/>
+        </w:rPr>
+        <w:t>g_sim</w:t>
+      </w:r>
+      <w:proofErr w:type="spellEnd"/>
+      <w:r>
+        <w:rPr>
+          <w:rFonts w:ascii="Courier New" w:hAnsi="Courier New" w:cs="Courier New"/>
+          <w:sz w:val="22"/>
+          <w:szCs w:val="22"/>
+        </w:rPr>
+        <w:t>=</w:t>
+      </w:r>
+      <w:proofErr w:type="spellStart"/>
+      <w:r>
+        <w:rPr>
+          <w:rFonts w:ascii="Courier New" w:hAnsi="Courier New" w:cs="Courier New"/>
+          <w:sz w:val="22"/>
+          <w:szCs w:val="22"/>
+        </w:rPr>
+        <w:t>fftshift</w:t>
+      </w:r>
+      <w:proofErr w:type="spellEnd"/>
+      <w:r>
+        <w:rPr>
+          <w:rFonts w:ascii="Courier New" w:hAnsi="Courier New" w:cs="Courier New"/>
+          <w:sz w:val="22"/>
+          <w:szCs w:val="22"/>
+        </w:rPr>
+        <w:t>(</w:t>
+      </w:r>
+      <w:proofErr w:type="spellStart"/>
+      <w:r>
+        <w:rPr>
+          <w:rFonts w:ascii="Courier New" w:hAnsi="Courier New" w:cs="Courier New"/>
+          <w:sz w:val="22"/>
+          <w:szCs w:val="22"/>
+        </w:rPr>
+        <w:t>g_asi</w:t>
+      </w:r>
+      <w:proofErr w:type="spellEnd"/>
+      <w:r>
+        <w:rPr>
+          <w:rFonts w:ascii="Courier New" w:hAnsi="Courier New" w:cs="Courier New"/>
+          <w:sz w:val="22"/>
+          <w:szCs w:val="22"/>
+        </w:rPr>
+        <w:t>);</w:t>
+      </w:r>
+    </w:p>
+    <w:p>
+      <w:pPr>
+        <w:pStyle w:val="a5"/>
+        <w:ind w:firstLine="0"/>
+        <w:rPr>
+          <w:lang w:val="en-US"/>
+        </w:rPr>
+      </w:pPr>
     </w:p>
     <w:sectPr>
       <w:pgSz w:w="11906" w:h="16838"/>
@@ -838,7 +3406,7 @@
 </file>
 
 <file path=word/styles.xml><?xml version="1.0" encoding="utf-8"?>
-<w:styles xmlns:mc="http://schemas.openxmlformats.org/markup-compatibility/2006" xmlns:r="http://schemas.openxmlformats.org/officeDocument/2006/relationships" xmlns:w="http://schemas.openxmlformats.org/wordprocessingml/2006/main" xmlns:w14="http://schemas.microsoft.com/office/word/2010/wordml" xmlns:w15="http://schemas.microsoft.com/office/word/2012/wordml" xmlns:w16cex="http://schemas.microsoft.com/office/word/2018/wordml/cex" xmlns:w16cid="http://schemas.microsoft.com/office/word/2016/wordml/cid" xmlns:w16="http://schemas.microsoft.com/office/word/2018/wordml" xmlns:w16du="http://schemas.microsoft.com/office/word/2023/wordml/word16du" xmlns:w16sdtdh="http://schemas.microsoft.com/office/word/2020/wordml/sdtdatahash" xmlns:w16sdtfl="http://schemas.microsoft.com/office/word/2024/wordml/sdtformatlock" xmlns:w16se="http://schemas.microsoft.com/office/word/2015/wordml/symex" mc:Ignorable="w14 w15 w16se w16cid w16 w16cex w16sdtdh w16sdtfl w16du">
+<w:styles xmlns:mc="http://schemas.openxmlformats.org/markup-compatibility/2006" xmlns:r="http://schemas.openxmlformats.org/officeDocument/2006/relationships" xmlns:w="http://schemas.openxmlformats.org/wordprocessingml/2006/main" xmlns:w14="http://schemas.microsoft.com/office/word/2010/wordml" xmlns:w15="http://schemas.microsoft.com/office/word/2012/wordml" xmlns:w16cex="http://schemas.microsoft.com/office/word/2018/wordml/cex" xmlns:w16cid="http://schemas.microsoft.com/office/word/2016/wordml/cid" xmlns:w16="http://schemas.microsoft.com/office/word/2018/wordml" xmlns:w16sdtdh="http://schemas.microsoft.com/office/word/2020/wordml/sdtdatahash" xmlns:w16se="http://schemas.microsoft.com/office/word/2015/wordml/symex" mc:Ignorable="w14 w15 w16se w16cid w16 w16cex w16sdtdh">
   <w:docDefaults>
     <w:rPrDefault>
       <w:rPr>
@@ -1446,6 +4014,7 @@
   <w:style w:type="character" w:default="1" w:styleId="a0">
     <w:name w:val="Default Paragraph Font"/>
     <w:uiPriority w:val="1"/>
+    <w:semiHidden/>
     <w:unhideWhenUsed/>
   </w:style>
   <w:style w:type="table" w:default="1" w:styleId="a1">
